--- a/Dokumentacija.docx
+++ b/Dokumentacija.docx
@@ -4,7 +4,8 @@
   <w:body>
     <w:tbl>
       <w:tblPr>
-        <w:tblW w:w="10138" w:type="dxa"/>
+        <w:tblW w:w="11136" w:type="dxa"/>
+        <w:tblInd w:w="-998" w:type="dxa"/>
         <w:tblBorders>
           <w:top w:val="single" w:sz="4" w:space="0" w:color="auto"/>
           <w:left w:val="single" w:sz="4" w:space="0" w:color="auto"/>
@@ -17,12 +18,12 @@
         <w:tblLook w:val="01E0" w:firstRow="1" w:lastRow="1" w:firstColumn="1" w:lastColumn="1" w:noHBand="0" w:noVBand="0"/>
       </w:tblPr>
       <w:tblGrid>
-        <w:gridCol w:w="10138"/>
+        <w:gridCol w:w="11136"/>
       </w:tblGrid>
       <w:tr>
         <w:tc>
           <w:tcPr>
-            <w:tcW w:w="10138" w:type="dxa"/>
+            <w:tcW w:w="11136" w:type="dxa"/>
           </w:tcPr>
           <w:p>
             <w:pPr>
@@ -645,25 +646,7 @@
                 <w:szCs w:val="28"/>
                 <w:lang w:val="sr-Latn-RS"/>
               </w:rPr>
-              <w:t>dr</w:t>
-            </w:r>
-            <w:r>
-              <w:rPr>
-                <w:rFonts w:ascii="Arial" w:hAnsi="Arial"/>
-                <w:b/>
-                <w:szCs w:val="28"/>
-                <w:lang w:val="sr-Cyrl-CS"/>
-              </w:rPr>
-              <w:t xml:space="preserve"> </w:t>
-            </w:r>
-            <w:r>
-              <w:rPr>
-                <w:rFonts w:ascii="Arial" w:hAnsi="Arial"/>
-                <w:b/>
-                <w:szCs w:val="28"/>
-                <w:lang w:val="sr-Latn-RS"/>
-              </w:rPr>
-              <w:t>Dušan Kenjić</w:t>
+              <w:t>Dušan Stojković</w:t>
             </w:r>
           </w:p>
           <w:p>
@@ -862,7 +845,7 @@
                 <w:szCs w:val="24"/>
                 <w:lang w:val="sr-Latn-RS"/>
               </w:rPr>
-              <w:t>februar</w:t>
+              <w:t>Jul</w:t>
             </w:r>
             <w:r>
               <w:rPr>
@@ -935,15 +918,17 @@
         <w:br w:type="page"/>
       </w:r>
     </w:p>
-    <w:bookmarkStart w:id="0" w:name="_Toc203570363" w:displacedByCustomXml="next"/>
+    <w:bookmarkStart w:id="0" w:name="_Toc204686652" w:displacedByCustomXml="next"/>
     <w:sdt>
       <w:sdtPr>
         <w:rPr>
           <w:rFonts w:ascii="Times New Roman" w:eastAsia="Times New Roman" w:hAnsi="Times New Roman" w:cs="Times New Roman"/>
           <w:color w:val="auto"/>
+          <w:kern w:val="0"/>
           <w:sz w:val="24"/>
           <w:szCs w:val="20"/>
           <w:lang w:val="sr-Latn-CS"/>
+          <w14:ligatures w14:val="none"/>
         </w:rPr>
         <w:id w:val="1327866510"/>
         <w:docPartObj>
@@ -955,8 +940,6 @@
         <w:rPr>
           <w:b/>
           <w:bCs/>
-          <w:kern w:val="0"/>
-          <w14:ligatures w14:val="none"/>
         </w:rPr>
       </w:sdtEndPr>
       <w:sdtContent>
@@ -993,7 +976,7 @@
           <w:r>
             <w:fldChar w:fldCharType="separate"/>
           </w:r>
-          <w:hyperlink w:anchor="_Toc203570363" w:history="1">
+          <w:hyperlink w:anchor="_Toc204686652" w:history="1">
             <w:r>
               <w:rPr>
                 <w:rStyle w:val="Hyperlink"/>
@@ -1020,7 +1003,7 @@
                 <w:noProof/>
                 <w:webHidden/>
               </w:rPr>
-              <w:instrText xml:space="preserve"> PAGEREF _Toc203570363 \h </w:instrText>
+              <w:instrText xml:space="preserve"> PAGEREF _Toc204686652 \h </w:instrText>
             </w:r>
             <w:r>
               <w:rPr>
@@ -1066,7 +1049,7 @@
               <w14:ligatures w14:val="standardContextual"/>
             </w:rPr>
           </w:pPr>
-          <w:hyperlink w:anchor="_Toc203570364" w:history="1">
+          <w:hyperlink w:anchor="_Toc204686653" w:history="1">
             <w:r>
               <w:rPr>
                 <w:rStyle w:val="Hyperlink"/>
@@ -1093,7 +1076,7 @@
                 <w:noProof/>
                 <w:webHidden/>
               </w:rPr>
-              <w:instrText xml:space="preserve"> PAGEREF _Toc203570364 \h </w:instrText>
+              <w:instrText xml:space="preserve"> PAGEREF _Toc204686653 \h </w:instrText>
             </w:r>
             <w:r>
               <w:rPr>
@@ -1140,7 +1123,7 @@
               <w14:ligatures w14:val="standardContextual"/>
             </w:rPr>
           </w:pPr>
-          <w:hyperlink w:anchor="_Toc203570365" w:history="1">
+          <w:hyperlink w:anchor="_Toc204686654" w:history="1">
             <w:r>
               <w:rPr>
                 <w:rStyle w:val="Hyperlink"/>
@@ -1185,7 +1168,7 @@
                 <w:noProof/>
                 <w:webHidden/>
               </w:rPr>
-              <w:instrText xml:space="preserve"> PAGEREF _Toc203570365 \h </w:instrText>
+              <w:instrText xml:space="preserve"> PAGEREF _Toc204686654 \h </w:instrText>
             </w:r>
             <w:r>
               <w:rPr>
@@ -1232,7 +1215,7 @@
               <w14:ligatures w14:val="standardContextual"/>
             </w:rPr>
           </w:pPr>
-          <w:hyperlink w:anchor="_Toc203570366" w:history="1">
+          <w:hyperlink w:anchor="_Toc204686655" w:history="1">
             <w:r>
               <w:rPr>
                 <w:rStyle w:val="Hyperlink"/>
@@ -1277,7 +1260,7 @@
                 <w:noProof/>
                 <w:webHidden/>
               </w:rPr>
-              <w:instrText xml:space="preserve"> PAGEREF _Toc203570366 \h </w:instrText>
+              <w:instrText xml:space="preserve"> PAGEREF _Toc204686655 \h </w:instrText>
             </w:r>
             <w:r>
               <w:rPr>
@@ -1324,7 +1307,7 @@
               <w14:ligatures w14:val="standardContextual"/>
             </w:rPr>
           </w:pPr>
-          <w:hyperlink w:anchor="_Toc203570367" w:history="1">
+          <w:hyperlink w:anchor="_Toc204686656" w:history="1">
             <w:r>
               <w:rPr>
                 <w:rStyle w:val="Hyperlink"/>
@@ -1369,7 +1352,7 @@
                 <w:noProof/>
                 <w:webHidden/>
               </w:rPr>
-              <w:instrText xml:space="preserve"> PAGEREF _Toc203570367 \h </w:instrText>
+              <w:instrText xml:space="preserve"> PAGEREF _Toc204686656 \h </w:instrText>
             </w:r>
             <w:r>
               <w:rPr>
@@ -1415,7 +1398,7 @@
               <w14:ligatures w14:val="standardContextual"/>
             </w:rPr>
           </w:pPr>
-          <w:hyperlink w:anchor="_Toc203570368" w:history="1">
+          <w:hyperlink w:anchor="_Toc204686657" w:history="1">
             <w:r>
               <w:rPr>
                 <w:rStyle w:val="Hyperlink"/>
@@ -1442,7 +1425,7 @@
                 <w:noProof/>
                 <w:webHidden/>
               </w:rPr>
-              <w:instrText xml:space="preserve"> PAGEREF _Toc203570368 \h </w:instrText>
+              <w:instrText xml:space="preserve"> PAGEREF _Toc204686657 \h </w:instrText>
             </w:r>
             <w:r>
               <w:rPr>
@@ -1488,7 +1471,7 @@
               <w14:ligatures w14:val="standardContextual"/>
             </w:rPr>
           </w:pPr>
-          <w:hyperlink w:anchor="_Toc203570369" w:history="1">
+          <w:hyperlink w:anchor="_Toc204686658" w:history="1">
             <w:r>
               <w:rPr>
                 <w:rStyle w:val="Hyperlink"/>
@@ -1515,7 +1498,7 @@
                 <w:noProof/>
                 <w:webHidden/>
               </w:rPr>
-              <w:instrText xml:space="preserve"> PAGEREF _Toc203570369 \h </w:instrText>
+              <w:instrText xml:space="preserve"> PAGEREF _Toc204686658 \h </w:instrText>
             </w:r>
             <w:r>
               <w:rPr>
@@ -1562,7 +1545,7 @@
               <w14:ligatures w14:val="standardContextual"/>
             </w:rPr>
           </w:pPr>
-          <w:hyperlink w:anchor="_Toc203570370" w:history="1">
+          <w:hyperlink w:anchor="_Toc204686659" w:history="1">
             <w:r>
               <w:rPr>
                 <w:rStyle w:val="Hyperlink"/>
@@ -1609,7 +1592,7 @@
                 <w:noProof/>
                 <w:webHidden/>
               </w:rPr>
-              <w:instrText xml:space="preserve"> PAGEREF _Toc203570370 \h </w:instrText>
+              <w:instrText xml:space="preserve"> PAGEREF _Toc204686659 \h </w:instrText>
             </w:r>
             <w:r>
               <w:rPr>
@@ -1656,7 +1639,7 @@
               <w14:ligatures w14:val="standardContextual"/>
             </w:rPr>
           </w:pPr>
-          <w:hyperlink w:anchor="_Toc203570371" w:history="1">
+          <w:hyperlink w:anchor="_Toc204686660" w:history="1">
             <w:r>
               <w:rPr>
                 <w:rStyle w:val="Hyperlink"/>
@@ -1703,7 +1686,7 @@
                 <w:noProof/>
                 <w:webHidden/>
               </w:rPr>
-              <w:instrText xml:space="preserve"> PAGEREF _Toc203570371 \h </w:instrText>
+              <w:instrText xml:space="preserve"> PAGEREF _Toc204686660 \h </w:instrText>
             </w:r>
             <w:r>
               <w:rPr>
@@ -1750,7 +1733,7 @@
               <w14:ligatures w14:val="standardContextual"/>
             </w:rPr>
           </w:pPr>
-          <w:hyperlink w:anchor="_Toc203570372" w:history="1">
+          <w:hyperlink w:anchor="_Toc204686661" w:history="1">
             <w:r>
               <w:rPr>
                 <w:rStyle w:val="Hyperlink"/>
@@ -1795,7 +1778,7 @@
                 <w:noProof/>
                 <w:webHidden/>
               </w:rPr>
-              <w:instrText xml:space="preserve"> PAGEREF _Toc203570372 \h </w:instrText>
+              <w:instrText xml:space="preserve"> PAGEREF _Toc204686661 \h </w:instrText>
             </w:r>
             <w:r>
               <w:rPr>
@@ -1841,7 +1824,7 @@
               <w14:ligatures w14:val="standardContextual"/>
             </w:rPr>
           </w:pPr>
-          <w:hyperlink w:anchor="_Toc203570373" w:history="1">
+          <w:hyperlink w:anchor="_Toc204686662" w:history="1">
             <w:r>
               <w:rPr>
                 <w:rStyle w:val="Hyperlink"/>
@@ -1868,7 +1851,7 @@
                 <w:noProof/>
                 <w:webHidden/>
               </w:rPr>
-              <w:instrText xml:space="preserve"> PAGEREF _Toc203570373 \h </w:instrText>
+              <w:instrText xml:space="preserve"> PAGEREF _Toc204686662 \h </w:instrText>
             </w:r>
             <w:r>
               <w:rPr>
@@ -1914,7 +1897,7 @@
               <w14:ligatures w14:val="standardContextual"/>
             </w:rPr>
           </w:pPr>
-          <w:hyperlink w:anchor="_Toc203570374" w:history="1">
+          <w:hyperlink w:anchor="_Toc204686663" w:history="1">
             <w:r>
               <w:rPr>
                 <w:rStyle w:val="Hyperlink"/>
@@ -1941,7 +1924,7 @@
                 <w:noProof/>
                 <w:webHidden/>
               </w:rPr>
-              <w:instrText xml:space="preserve"> PAGEREF _Toc203570374 \h </w:instrText>
+              <w:instrText xml:space="preserve"> PAGEREF _Toc204686663 \h </w:instrText>
             </w:r>
             <w:r>
               <w:rPr>
@@ -1987,7 +1970,7 @@
               <w14:ligatures w14:val="standardContextual"/>
             </w:rPr>
           </w:pPr>
-          <w:hyperlink w:anchor="_Toc203570375" w:history="1">
+          <w:hyperlink w:anchor="_Toc204686664" w:history="1">
             <w:r>
               <w:rPr>
                 <w:rStyle w:val="Hyperlink"/>
@@ -2015,7 +1998,7 @@
                 <w:noProof/>
                 <w:webHidden/>
               </w:rPr>
-              <w:instrText xml:space="preserve"> PAGEREF _Toc203570375 \h </w:instrText>
+              <w:instrText xml:space="preserve"> PAGEREF _Toc204686664 \h </w:instrText>
             </w:r>
             <w:r>
               <w:rPr>
@@ -2061,7 +2044,7 @@
               <w14:ligatures w14:val="standardContextual"/>
             </w:rPr>
           </w:pPr>
-          <w:hyperlink w:anchor="_Toc203570376" w:history="1">
+          <w:hyperlink w:anchor="_Toc204686665" w:history="1">
             <w:r>
               <w:rPr>
                 <w:rStyle w:val="Hyperlink"/>
@@ -2089,7 +2072,7 @@
                 <w:noProof/>
                 <w:webHidden/>
               </w:rPr>
-              <w:instrText xml:space="preserve"> PAGEREF _Toc203570376 \h </w:instrText>
+              <w:instrText xml:space="preserve"> PAGEREF _Toc204686665 \h </w:instrText>
             </w:r>
             <w:r>
               <w:rPr>
@@ -2135,7 +2118,7 @@
               <w14:ligatures w14:val="standardContextual"/>
             </w:rPr>
           </w:pPr>
-          <w:hyperlink w:anchor="_Toc203570377" w:history="1">
+          <w:hyperlink w:anchor="_Toc204686666" w:history="1">
             <w:r>
               <w:rPr>
                 <w:rStyle w:val="Hyperlink"/>
@@ -2163,7 +2146,7 @@
                 <w:noProof/>
                 <w:webHidden/>
               </w:rPr>
-              <w:instrText xml:space="preserve"> PAGEREF _Toc203570377 \h </w:instrText>
+              <w:instrText xml:space="preserve"> PAGEREF _Toc204686666 \h </w:instrText>
             </w:r>
             <w:r>
               <w:rPr>
@@ -2209,7 +2192,7 @@
               <w14:ligatures w14:val="standardContextual"/>
             </w:rPr>
           </w:pPr>
-          <w:hyperlink w:anchor="_Toc203570378" w:history="1">
+          <w:hyperlink w:anchor="_Toc204686667" w:history="1">
             <w:r>
               <w:rPr>
                 <w:rStyle w:val="Hyperlink"/>
@@ -2236,7 +2219,7 @@
                 <w:noProof/>
                 <w:webHidden/>
               </w:rPr>
-              <w:instrText xml:space="preserve"> PAGEREF _Toc203570378 \h </w:instrText>
+              <w:instrText xml:space="preserve"> PAGEREF _Toc204686667 \h </w:instrText>
             </w:r>
             <w:r>
               <w:rPr>
@@ -2282,7 +2265,7 @@
               <w14:ligatures w14:val="standardContextual"/>
             </w:rPr>
           </w:pPr>
-          <w:hyperlink w:anchor="_Toc203570379" w:history="1">
+          <w:hyperlink w:anchor="_Toc204686668" w:history="1">
             <w:r>
               <w:rPr>
                 <w:rStyle w:val="Hyperlink"/>
@@ -2309,7 +2292,7 @@
                 <w:noProof/>
                 <w:webHidden/>
               </w:rPr>
-              <w:instrText xml:space="preserve"> PAGEREF _Toc203570379 \h </w:instrText>
+              <w:instrText xml:space="preserve"> PAGEREF _Toc204686668 \h </w:instrText>
             </w:r>
             <w:r>
               <w:rPr>
@@ -2355,14 +2338,14 @@
               <w14:ligatures w14:val="standardContextual"/>
             </w:rPr>
           </w:pPr>
-          <w:hyperlink w:anchor="_Toc203570380" w:history="1">
+          <w:hyperlink w:anchor="_Toc204686669" w:history="1">
             <w:r>
               <w:rPr>
                 <w:rStyle w:val="Hyperlink"/>
                 <w:noProof/>
                 <w:lang w:val="en-GB"/>
               </w:rPr>
-              <w:t>4.1.5 Modul item-a</w:t>
+              <w:t>4.1.5 Modul Minotaura</w:t>
             </w:r>
             <w:r>
               <w:rPr>
@@ -2383,7 +2366,7 @@
                 <w:noProof/>
                 <w:webHidden/>
               </w:rPr>
-              <w:instrText xml:space="preserve"> PAGEREF _Toc203570380 \h </w:instrText>
+              <w:instrText xml:space="preserve"> PAGEREF _Toc204686669 \h </w:instrText>
             </w:r>
             <w:r>
               <w:rPr>
@@ -2429,14 +2412,14 @@
               <w14:ligatures w14:val="standardContextual"/>
             </w:rPr>
           </w:pPr>
-          <w:hyperlink w:anchor="_Toc203570381" w:history="1">
+          <w:hyperlink w:anchor="_Toc204686670" w:history="1">
             <w:r>
               <w:rPr>
                 <w:rStyle w:val="Hyperlink"/>
                 <w:noProof/>
                 <w:lang w:val="en-GB"/>
               </w:rPr>
-              <w:t>4.1.6 Modul za rukovanje dadotekama</w:t>
+              <w:t>4.1.6 Modul item-a</w:t>
             </w:r>
             <w:r>
               <w:rPr>
@@ -2457,7 +2440,81 @@
                 <w:noProof/>
                 <w:webHidden/>
               </w:rPr>
-              <w:instrText xml:space="preserve"> PAGEREF _Toc203570381 \h </w:instrText>
+              <w:instrText xml:space="preserve"> PAGEREF _Toc204686670 \h </w:instrText>
+            </w:r>
+            <w:r>
+              <w:rPr>
+                <w:noProof/>
+                <w:webHidden/>
+              </w:rPr>
+            </w:r>
+            <w:r>
+              <w:rPr>
+                <w:noProof/>
+                <w:webHidden/>
+              </w:rPr>
+              <w:fldChar w:fldCharType="separate"/>
+            </w:r>
+            <w:r>
+              <w:rPr>
+                <w:noProof/>
+                <w:webHidden/>
+              </w:rPr>
+              <w:t>17</w:t>
+            </w:r>
+            <w:r>
+              <w:rPr>
+                <w:noProof/>
+                <w:webHidden/>
+              </w:rPr>
+              <w:fldChar w:fldCharType="end"/>
+            </w:r>
+          </w:hyperlink>
+        </w:p>
+        <w:p>
+          <w:pPr>
+            <w:pStyle w:val="TOC3"/>
+            <w:tabs>
+              <w:tab w:val="right" w:leader="dot" w:pos="9016"/>
+            </w:tabs>
+            <w:rPr>
+              <w:rFonts w:asciiTheme="minorHAnsi" w:eastAsiaTheme="minorEastAsia" w:hAnsiTheme="minorHAnsi" w:cstheme="minorBidi"/>
+              <w:noProof/>
+              <w:kern w:val="2"/>
+              <w:szCs w:val="24"/>
+              <w:lang w:val="en-GB" w:eastAsia="en-GB"/>
+              <w14:ligatures w14:val="standardContextual"/>
+            </w:rPr>
+          </w:pPr>
+          <w:hyperlink w:anchor="_Toc204686671" w:history="1">
+            <w:r>
+              <w:rPr>
+                <w:rStyle w:val="Hyperlink"/>
+                <w:noProof/>
+                <w:lang w:val="en-GB"/>
+              </w:rPr>
+              <w:t>4.1.7 Modul za rukovanje dadotekama</w:t>
+            </w:r>
+            <w:r>
+              <w:rPr>
+                <w:noProof/>
+                <w:webHidden/>
+              </w:rPr>
+              <w:tab/>
+            </w:r>
+            <w:r>
+              <w:rPr>
+                <w:noProof/>
+                <w:webHidden/>
+              </w:rPr>
+              <w:fldChar w:fldCharType="begin"/>
+            </w:r>
+            <w:r>
+              <w:rPr>
+                <w:noProof/>
+                <w:webHidden/>
+              </w:rPr>
+              <w:instrText xml:space="preserve"> PAGEREF _Toc204686671 \h </w:instrText>
             </w:r>
             <w:r>
               <w:rPr>
@@ -2523,7 +2580,7 @@
       <w:pPr>
         <w:pStyle w:val="Heading1"/>
       </w:pPr>
-      <w:bookmarkStart w:id="1" w:name="_Toc203570364"/>
+      <w:bookmarkStart w:id="1" w:name="_Toc204686653"/>
       <w:proofErr w:type="spellStart"/>
       <w:r>
         <w:lastRenderedPageBreak/>
@@ -2693,7 +2750,7 @@
           <w:numId w:val="1"/>
         </w:numPr>
       </w:pPr>
-      <w:bookmarkStart w:id="2" w:name="_Toc203570365"/>
+      <w:bookmarkStart w:id="2" w:name="_Toc204686654"/>
       <w:proofErr w:type="spellStart"/>
       <w:r>
         <w:t>Uvod</w:t>
@@ -2709,7 +2766,7 @@
           <w:numId w:val="1"/>
         </w:numPr>
       </w:pPr>
-      <w:bookmarkStart w:id="3" w:name="_Toc203570366"/>
+      <w:bookmarkStart w:id="3" w:name="_Toc204686655"/>
       <w:r>
         <w:t xml:space="preserve">Minotaur u </w:t>
       </w:r>
@@ -3983,7 +4040,7 @@
           <w:numId w:val="1"/>
         </w:numPr>
       </w:pPr>
-      <w:bookmarkStart w:id="4" w:name="_Toc203570367"/>
+      <w:bookmarkStart w:id="4" w:name="_Toc204686656"/>
       <w:proofErr w:type="spellStart"/>
       <w:r>
         <w:t>Zadatak</w:t>
@@ -4782,7 +4839,7 @@
       <w:r>
         <w:t xml:space="preserve"> </w:t>
       </w:r>
-      <w:bookmarkStart w:id="6" w:name="_Toc203570368"/>
+      <w:bookmarkStart w:id="6" w:name="_Toc204686657"/>
       <w:r>
         <w:t xml:space="preserve">1.2.1 </w:t>
       </w:r>
@@ -6231,7 +6288,7 @@
       <w:pPr>
         <w:pStyle w:val="Heading3"/>
       </w:pPr>
-      <w:bookmarkStart w:id="7" w:name="_Toc203570369"/>
+      <w:bookmarkStart w:id="7" w:name="_Toc204686658"/>
       <w:r>
         <w:t xml:space="preserve">1.2.2 </w:t>
       </w:r>
@@ -6949,7 +7006,7 @@
           <w:lang w:eastAsia="en-GB"/>
         </w:rPr>
       </w:pPr>
-      <w:bookmarkStart w:id="8" w:name="_Toc203570370"/>
+      <w:bookmarkStart w:id="8" w:name="_Toc204686659"/>
       <w:r>
         <w:rPr>
           <w:lang w:eastAsia="en-GB"/>
@@ -8980,7 +9037,7 @@
           <w:lang w:eastAsia="en-GB"/>
         </w:rPr>
       </w:pPr>
-      <w:bookmarkStart w:id="9" w:name="_Toc203570371"/>
+      <w:bookmarkStart w:id="9" w:name="_Toc204686660"/>
       <w:proofErr w:type="spellStart"/>
       <w:r>
         <w:rPr>
@@ -10236,7 +10293,21 @@
         <w:rPr>
           <w:lang w:val="en-GB"/>
         </w:rPr>
-        <w:t xml:space="preserve"> od </w:t>
+        <w:t xml:space="preserve"> </w:t>
+      </w:r>
+      <w:proofErr w:type="spellStart"/>
+      <w:r>
+        <w:rPr>
+          <w:lang w:val="en-GB"/>
+        </w:rPr>
+        <w:t>od</w:t>
+      </w:r>
+      <w:proofErr w:type="spellEnd"/>
+      <w:r>
+        <w:rPr>
+          <w:lang w:val="en-GB"/>
+        </w:rPr>
+        <w:t xml:space="preserve"> </w:t>
       </w:r>
       <w:proofErr w:type="spellStart"/>
       <w:r>
@@ -11136,7 +11207,7 @@
           <w:numId w:val="1"/>
         </w:numPr>
       </w:pPr>
-      <w:bookmarkStart w:id="11" w:name="_Toc203570372"/>
+      <w:bookmarkStart w:id="11" w:name="_Toc204686661"/>
       <w:proofErr w:type="spellStart"/>
       <w:r>
         <w:lastRenderedPageBreak/>
@@ -11160,7 +11231,7 @@
       <w:pPr>
         <w:pStyle w:val="Heading2"/>
       </w:pPr>
-      <w:bookmarkStart w:id="12" w:name="_Toc203570373"/>
+      <w:bookmarkStart w:id="12" w:name="_Toc204686662"/>
       <w:r>
         <w:t xml:space="preserve">4.0 </w:t>
       </w:r>
@@ -11318,250 +11389,109 @@
           <w:lang w:val="en-GB"/>
         </w:rPr>
       </w:pPr>
+      <w:proofErr w:type="spellStart"/>
       <w:r>
         <w:rPr>
           <w:lang w:val="en-US"/>
         </w:rPr>
-        <w:t>Item</w:t>
-      </w:r>
+        <w:t>MinotaurFigure</w:t>
+      </w:r>
+      <w:proofErr w:type="spellEnd"/>
     </w:p>
     <w:p>
       <w:pPr>
-        <w:pStyle w:val="Heading2"/>
-      </w:pPr>
-      <w:bookmarkStart w:id="13" w:name="_Toc203570374"/>
-      <w:r>
-        <w:t xml:space="preserve">4.1 </w:t>
-      </w:r>
-      <w:proofErr w:type="spellStart"/>
-      <w:r>
-        <w:t>Sekvencijalan</w:t>
-      </w:r>
-      <w:proofErr w:type="spellEnd"/>
-      <w:r>
-        <w:t xml:space="preserve"> program – moduli </w:t>
-      </w:r>
-      <w:proofErr w:type="spellStart"/>
-      <w:r>
-        <w:t>i</w:t>
-      </w:r>
-      <w:proofErr w:type="spellEnd"/>
-      <w:r>
-        <w:t xml:space="preserve"> </w:t>
-      </w:r>
-      <w:proofErr w:type="spellStart"/>
-      <w:r>
-        <w:t>osnovne</w:t>
-      </w:r>
-      <w:proofErr w:type="spellEnd"/>
-      <w:r>
-        <w:t xml:space="preserve"> </w:t>
-      </w:r>
-      <w:proofErr w:type="spellStart"/>
-      <w:r>
-        <w:t>metode</w:t>
-      </w:r>
-      <w:bookmarkEnd w:id="13"/>
-      <w:proofErr w:type="spellEnd"/>
+        <w:pStyle w:val="ListParagraph"/>
+        <w:numPr>
+          <w:ilvl w:val="0"/>
+          <w:numId w:val="16"/>
+        </w:numPr>
+        <w:rPr>
+          <w:lang w:val="en-GB"/>
+        </w:rPr>
+      </w:pPr>
+      <w:r>
+        <w:rPr>
+          <w:lang w:val="en-US"/>
+        </w:rPr>
+        <w:t>Item</w:t>
+      </w:r>
     </w:p>
     <w:p>
       <w:pPr>
-        <w:pStyle w:val="Heading3"/>
-        <w:rPr>
-          <w:lang w:val="en-GB"/>
-        </w:rPr>
-      </w:pPr>
-      <w:bookmarkStart w:id="14" w:name="_Toc203570375"/>
-      <w:r>
-        <w:rPr>
-          <w:lang w:val="en-GB"/>
-        </w:rPr>
-        <w:t xml:space="preserve">4.1.1 Modul </w:t>
-      </w:r>
-      <w:proofErr w:type="spellStart"/>
-      <w:r>
-        <w:rPr>
-          <w:lang w:val="en-GB"/>
-        </w:rPr>
-        <w:t>glavnog</w:t>
-      </w:r>
-      <w:proofErr w:type="spellEnd"/>
-      <w:r>
-        <w:rPr>
-          <w:lang w:val="en-GB"/>
-        </w:rPr>
-        <w:t xml:space="preserve"> </w:t>
-      </w:r>
-      <w:proofErr w:type="spellStart"/>
-      <w:r>
-        <w:rPr>
-          <w:lang w:val="en-GB"/>
-        </w:rPr>
-        <w:t>programa</w:t>
-      </w:r>
-      <w:bookmarkEnd w:id="14"/>
+        <w:pStyle w:val="Heading2"/>
+      </w:pPr>
+      <w:bookmarkStart w:id="13" w:name="_Toc204686663"/>
+      <w:r>
+        <w:t xml:space="preserve">4.1 </w:t>
+      </w:r>
+      <w:proofErr w:type="spellStart"/>
+      <w:r>
+        <w:t>Sekvencijalan</w:t>
+      </w:r>
+      <w:proofErr w:type="spellEnd"/>
+      <w:r>
+        <w:t xml:space="preserve"> program – moduli </w:t>
+      </w:r>
+      <w:proofErr w:type="spellStart"/>
+      <w:r>
+        <w:t>i</w:t>
+      </w:r>
+      <w:proofErr w:type="spellEnd"/>
+      <w:r>
+        <w:t xml:space="preserve"> </w:t>
+      </w:r>
+      <w:proofErr w:type="spellStart"/>
+      <w:r>
+        <w:t>osnovne</w:t>
+      </w:r>
+      <w:proofErr w:type="spellEnd"/>
+      <w:r>
+        <w:t xml:space="preserve"> </w:t>
+      </w:r>
+      <w:proofErr w:type="spellStart"/>
+      <w:r>
+        <w:t>metode</w:t>
+      </w:r>
+      <w:bookmarkEnd w:id="13"/>
       <w:proofErr w:type="spellEnd"/>
     </w:p>
     <w:p>
       <w:pPr>
-        <w:rPr>
-          <w:lang w:val="en-US"/>
-        </w:rPr>
-      </w:pPr>
-      <w:proofErr w:type="spellStart"/>
-      <w:r>
-        <w:rPr>
-          <w:lang w:val="en-GB"/>
-        </w:rPr>
-        <w:t>Opisan</w:t>
-      </w:r>
-      <w:proofErr w:type="spellEnd"/>
-      <w:r>
-        <w:rPr>
-          <w:lang w:val="en-GB"/>
-        </w:rPr>
-        <w:t xml:space="preserve"> je </w:t>
-      </w:r>
-      <w:proofErr w:type="spellStart"/>
-      <w:r>
-        <w:rPr>
-          <w:lang w:val="en-GB"/>
-        </w:rPr>
-        <w:t>klasom</w:t>
-      </w:r>
-      <w:proofErr w:type="spellEnd"/>
-      <w:r>
-        <w:rPr>
-          <w:lang w:val="en-GB"/>
-        </w:rPr>
-        <w:t xml:space="preserve"> </w:t>
-      </w:r>
-      <w:proofErr w:type="spellStart"/>
-      <w:r>
-        <w:rPr>
-          <w:lang w:val="en-GB"/>
-        </w:rPr>
-        <w:t>GameController</w:t>
-      </w:r>
-      <w:proofErr w:type="spellEnd"/>
-      <w:r>
-        <w:rPr>
-          <w:lang w:val="en-GB"/>
-        </w:rPr>
-        <w:t xml:space="preserve">, </w:t>
-      </w:r>
-      <w:proofErr w:type="spellStart"/>
-      <w:r>
-        <w:rPr>
-          <w:lang w:val="en-GB"/>
-        </w:rPr>
-        <w:t>koja</w:t>
-      </w:r>
-      <w:proofErr w:type="spellEnd"/>
-      <w:r>
-        <w:rPr>
-          <w:lang w:val="en-GB"/>
-        </w:rPr>
-        <w:t xml:space="preserve"> </w:t>
-      </w:r>
-      <w:proofErr w:type="spellStart"/>
-      <w:r>
-        <w:rPr>
-          <w:lang w:val="en-GB"/>
-        </w:rPr>
-        <w:t>predstavlja</w:t>
-      </w:r>
-      <w:proofErr w:type="spellEnd"/>
-      <w:r>
-        <w:rPr>
-          <w:lang w:val="en-GB"/>
-        </w:rPr>
-        <w:t xml:space="preserve"> singleton </w:t>
-      </w:r>
-      <w:proofErr w:type="spellStart"/>
-      <w:r>
-        <w:rPr>
-          <w:lang w:val="en-GB"/>
-        </w:rPr>
-        <w:t>klasu</w:t>
-      </w:r>
-      <w:proofErr w:type="spellEnd"/>
-      <w:r>
-        <w:rPr>
-          <w:lang w:val="en-GB"/>
-        </w:rPr>
-        <w:t xml:space="preserve">. </w:t>
-      </w:r>
-      <w:proofErr w:type="spellStart"/>
-      <w:r>
-        <w:rPr>
-          <w:lang w:val="en-GB"/>
-        </w:rPr>
-        <w:t>Kroz</w:t>
-      </w:r>
-      <w:proofErr w:type="spellEnd"/>
-      <w:r>
-        <w:rPr>
-          <w:lang w:val="en-GB"/>
-        </w:rPr>
-        <w:t xml:space="preserve"> </w:t>
-      </w:r>
-      <w:proofErr w:type="spellStart"/>
-      <w:r>
-        <w:rPr>
-          <w:lang w:val="en-GB"/>
-        </w:rPr>
-        <w:t>nju</w:t>
-      </w:r>
-      <w:proofErr w:type="spellEnd"/>
-      <w:r>
-        <w:rPr>
-          <w:lang w:val="en-GB"/>
-        </w:rPr>
-        <w:t xml:space="preserve"> se </w:t>
-      </w:r>
-      <w:proofErr w:type="spellStart"/>
-      <w:r>
-        <w:rPr>
-          <w:lang w:val="en-GB"/>
-        </w:rPr>
-        <w:t>inicira</w:t>
-      </w:r>
-      <w:proofErr w:type="spellEnd"/>
-      <w:r>
-        <w:rPr>
-          <w:lang w:val="en-GB"/>
-        </w:rPr>
-        <w:t xml:space="preserve"> </w:t>
-      </w:r>
-      <w:proofErr w:type="spellStart"/>
-      <w:r>
-        <w:rPr>
-          <w:lang w:val="en-GB"/>
-        </w:rPr>
-        <w:t>igra</w:t>
-      </w:r>
-      <w:proofErr w:type="spellEnd"/>
-      <w:r>
-        <w:rPr>
-          <w:lang w:val="en-GB"/>
-        </w:rPr>
-        <w:t xml:space="preserve">, </w:t>
-      </w:r>
-      <w:proofErr w:type="spellStart"/>
-      <w:r>
-        <w:rPr>
-          <w:lang w:val="en-GB"/>
-        </w:rPr>
-        <w:t>generi</w:t>
-      </w:r>
-      <w:proofErr w:type="spellEnd"/>
-      <w:r>
-        <w:rPr>
-          <w:lang w:val="sr-Latn-RS"/>
-        </w:rPr>
-        <w:t xml:space="preserve">še lavirint, obrađuje se korisnikov unos. </w:t>
-      </w:r>
+        <w:pStyle w:val="Heading3"/>
+        <w:rPr>
+          <w:lang w:val="en-GB"/>
+        </w:rPr>
+      </w:pPr>
+      <w:bookmarkStart w:id="14" w:name="_Toc204686664"/>
+      <w:r>
+        <w:rPr>
+          <w:lang w:val="en-GB"/>
+        </w:rPr>
+        <w:t xml:space="preserve">4.1.1 Modul </w:t>
+      </w:r>
+      <w:proofErr w:type="spellStart"/>
+      <w:r>
+        <w:rPr>
+          <w:lang w:val="en-GB"/>
+        </w:rPr>
+        <w:t>glavnog</w:t>
+      </w:r>
+      <w:proofErr w:type="spellEnd"/>
+      <w:r>
+        <w:rPr>
+          <w:lang w:val="en-GB"/>
+        </w:rPr>
+        <w:t xml:space="preserve"> </w:t>
+      </w:r>
+      <w:proofErr w:type="spellStart"/>
+      <w:r>
+        <w:rPr>
+          <w:lang w:val="en-GB"/>
+        </w:rPr>
+        <w:t>programa</w:t>
+      </w:r>
+      <w:bookmarkEnd w:id="14"/>
+      <w:proofErr w:type="spellEnd"/>
     </w:p>
     <w:p>
       <w:pPr>
@@ -11569,33 +11499,167 @@
           <w:lang w:val="en-US"/>
         </w:rPr>
       </w:pPr>
+      <w:proofErr w:type="spellStart"/>
+      <w:r>
+        <w:rPr>
+          <w:lang w:val="en-GB"/>
+        </w:rPr>
+        <w:t>Opisan</w:t>
+      </w:r>
+      <w:proofErr w:type="spellEnd"/>
+      <w:r>
+        <w:rPr>
+          <w:lang w:val="en-GB"/>
+        </w:rPr>
+        <w:t xml:space="preserve"> je </w:t>
+      </w:r>
+      <w:proofErr w:type="spellStart"/>
+      <w:r>
+        <w:rPr>
+          <w:lang w:val="en-GB"/>
+        </w:rPr>
+        <w:t>klasom</w:t>
+      </w:r>
+      <w:proofErr w:type="spellEnd"/>
+      <w:r>
+        <w:rPr>
+          <w:lang w:val="en-GB"/>
+        </w:rPr>
+        <w:t xml:space="preserve"> </w:t>
+      </w:r>
+      <w:proofErr w:type="spellStart"/>
+      <w:r>
+        <w:rPr>
+          <w:lang w:val="en-GB"/>
+        </w:rPr>
+        <w:t>GameController</w:t>
+      </w:r>
+      <w:proofErr w:type="spellEnd"/>
+      <w:r>
+        <w:rPr>
+          <w:lang w:val="en-GB"/>
+        </w:rPr>
+        <w:t xml:space="preserve">, </w:t>
+      </w:r>
+      <w:proofErr w:type="spellStart"/>
+      <w:r>
+        <w:rPr>
+          <w:lang w:val="en-GB"/>
+        </w:rPr>
+        <w:t>koja</w:t>
+      </w:r>
+      <w:proofErr w:type="spellEnd"/>
+      <w:r>
+        <w:rPr>
+          <w:lang w:val="en-GB"/>
+        </w:rPr>
+        <w:t xml:space="preserve"> </w:t>
+      </w:r>
+      <w:proofErr w:type="spellStart"/>
+      <w:r>
+        <w:rPr>
+          <w:lang w:val="en-GB"/>
+        </w:rPr>
+        <w:t>predstavlja</w:t>
+      </w:r>
+      <w:proofErr w:type="spellEnd"/>
+      <w:r>
+        <w:rPr>
+          <w:lang w:val="en-GB"/>
+        </w:rPr>
+        <w:t xml:space="preserve"> singleton </w:t>
+      </w:r>
+      <w:proofErr w:type="spellStart"/>
+      <w:r>
+        <w:rPr>
+          <w:lang w:val="en-GB"/>
+        </w:rPr>
+        <w:t>klasu</w:t>
+      </w:r>
+      <w:proofErr w:type="spellEnd"/>
+      <w:r>
+        <w:rPr>
+          <w:lang w:val="en-GB"/>
+        </w:rPr>
+        <w:t xml:space="preserve">. </w:t>
+      </w:r>
+      <w:proofErr w:type="spellStart"/>
+      <w:r>
+        <w:rPr>
+          <w:lang w:val="en-GB"/>
+        </w:rPr>
+        <w:t>Kroz</w:t>
+      </w:r>
+      <w:proofErr w:type="spellEnd"/>
+      <w:r>
+        <w:rPr>
+          <w:lang w:val="en-GB"/>
+        </w:rPr>
+        <w:t xml:space="preserve"> </w:t>
+      </w:r>
+      <w:proofErr w:type="spellStart"/>
+      <w:r>
+        <w:rPr>
+          <w:lang w:val="en-GB"/>
+        </w:rPr>
+        <w:t>nju</w:t>
+      </w:r>
+      <w:proofErr w:type="spellEnd"/>
+      <w:r>
+        <w:rPr>
+          <w:lang w:val="en-GB"/>
+        </w:rPr>
+        <w:t xml:space="preserve"> se </w:t>
+      </w:r>
+      <w:proofErr w:type="spellStart"/>
+      <w:r>
+        <w:rPr>
+          <w:lang w:val="en-GB"/>
+        </w:rPr>
+        <w:t>inicira</w:t>
+      </w:r>
+      <w:proofErr w:type="spellEnd"/>
+      <w:r>
+        <w:rPr>
+          <w:lang w:val="en-GB"/>
+        </w:rPr>
+        <w:t xml:space="preserve"> </w:t>
+      </w:r>
+      <w:proofErr w:type="spellStart"/>
+      <w:r>
+        <w:rPr>
+          <w:lang w:val="en-GB"/>
+        </w:rPr>
+        <w:t>igra</w:t>
+      </w:r>
+      <w:proofErr w:type="spellEnd"/>
+      <w:r>
+        <w:rPr>
+          <w:lang w:val="en-GB"/>
+        </w:rPr>
+        <w:t xml:space="preserve">, </w:t>
+      </w:r>
+      <w:proofErr w:type="spellStart"/>
+      <w:r>
+        <w:rPr>
+          <w:lang w:val="en-GB"/>
+        </w:rPr>
+        <w:t>generi</w:t>
+      </w:r>
+      <w:proofErr w:type="spellEnd"/>
+      <w:r>
+        <w:rPr>
+          <w:lang w:val="sr-Latn-RS"/>
+        </w:rPr>
+        <w:t xml:space="preserve">še lavirint, obrađuje se korisnikov unos. </w:t>
+      </w:r>
     </w:p>
     <w:p>
       <w:pPr>
         <w:rPr>
-          <w:lang w:val="en-GB"/>
-        </w:rPr>
-      </w:pPr>
-      <w:r>
-        <w:rPr>
-          <w:lang w:val="en-GB"/>
-        </w:rPr>
-        <w:t xml:space="preserve">void </w:t>
-      </w:r>
-      <w:proofErr w:type="spellStart"/>
-      <w:r>
-        <w:rPr>
-          <w:lang w:val="en-GB"/>
-        </w:rPr>
-        <w:t>load_game</w:t>
-      </w:r>
-      <w:proofErr w:type="spellEnd"/>
-      <w:r>
-        <w:rPr>
-          <w:lang w:val="en-GB"/>
-        </w:rPr>
-        <w:t>();</w:t>
-      </w:r>
+          <w:lang w:val="en-US"/>
+        </w:rPr>
+      </w:pPr>
     </w:p>
     <w:p>
       <w:pPr>
@@ -11603,295 +11667,25 @@
           <w:lang w:val="en-GB"/>
         </w:rPr>
       </w:pPr>
-      <w:proofErr w:type="spellStart"/>
-      <w:r>
-        <w:rPr>
-          <w:lang w:val="en-GB"/>
-        </w:rPr>
-        <w:t>Funkcija</w:t>
-      </w:r>
-      <w:proofErr w:type="spellEnd"/>
-      <w:r>
-        <w:rPr>
-          <w:lang w:val="en-GB"/>
-        </w:rPr>
-        <w:t xml:space="preserve"> </w:t>
-      </w:r>
-      <w:proofErr w:type="spellStart"/>
-      <w:r>
-        <w:rPr>
-          <w:lang w:val="en-GB"/>
-        </w:rPr>
-        <w:t>koja</w:t>
-      </w:r>
-      <w:proofErr w:type="spellEnd"/>
-      <w:r>
-        <w:rPr>
-          <w:lang w:val="en-GB"/>
-        </w:rPr>
-        <w:t xml:space="preserve"> </w:t>
-      </w:r>
-      <w:proofErr w:type="spellStart"/>
-      <w:r>
-        <w:rPr>
-          <w:lang w:val="en-GB"/>
-        </w:rPr>
-        <w:t>slu</w:t>
-      </w:r>
-      <w:r>
-        <w:rPr>
-          <w:lang w:val="en-GB"/>
-        </w:rPr>
-        <w:t>ž</w:t>
-      </w:r>
-      <w:r>
-        <w:rPr>
-          <w:lang w:val="en-GB"/>
-        </w:rPr>
-        <w:t>i</w:t>
-      </w:r>
-      <w:proofErr w:type="spellEnd"/>
-      <w:r>
-        <w:rPr>
-          <w:lang w:val="en-GB"/>
-        </w:rPr>
-        <w:t xml:space="preserve"> za </w:t>
-      </w:r>
-      <w:proofErr w:type="spellStart"/>
-      <w:r>
-        <w:rPr>
-          <w:lang w:val="en-GB"/>
-        </w:rPr>
-        <w:t>u</w:t>
-      </w:r>
-      <w:r>
-        <w:rPr>
-          <w:lang w:val="en-GB"/>
-        </w:rPr>
-        <w:t>č</w:t>
-      </w:r>
-      <w:r>
-        <w:rPr>
-          <w:lang w:val="en-GB"/>
-        </w:rPr>
-        <w:t>itavanje</w:t>
-      </w:r>
-      <w:proofErr w:type="spellEnd"/>
-      <w:r>
-        <w:rPr>
-          <w:lang w:val="en-GB"/>
-        </w:rPr>
-        <w:t xml:space="preserve"> </w:t>
-      </w:r>
-      <w:proofErr w:type="spellStart"/>
-      <w:r>
-        <w:rPr>
-          <w:lang w:val="en-GB"/>
-        </w:rPr>
-        <w:t>parametara</w:t>
-      </w:r>
-      <w:proofErr w:type="spellEnd"/>
-      <w:r>
-        <w:rPr>
-          <w:lang w:val="en-GB"/>
-        </w:rPr>
-        <w:t xml:space="preserve"> </w:t>
-      </w:r>
-      <w:proofErr w:type="spellStart"/>
-      <w:r>
-        <w:rPr>
-          <w:lang w:val="en-GB"/>
-        </w:rPr>
-        <w:t>lavirinta</w:t>
-      </w:r>
-      <w:proofErr w:type="spellEnd"/>
-      <w:r>
-        <w:rPr>
-          <w:lang w:val="en-GB"/>
-        </w:rPr>
-        <w:t xml:space="preserve">, u </w:t>
-      </w:r>
-      <w:proofErr w:type="spellStart"/>
-      <w:r>
-        <w:rPr>
-          <w:lang w:val="en-GB"/>
-        </w:rPr>
-        <w:t>njoj</w:t>
-      </w:r>
-      <w:proofErr w:type="spellEnd"/>
-      <w:r>
-        <w:rPr>
-          <w:lang w:val="en-GB"/>
-        </w:rPr>
-        <w:t xml:space="preserve"> se meri </w:t>
-      </w:r>
-      <w:proofErr w:type="spellStart"/>
-      <w:r>
-        <w:rPr>
-          <w:lang w:val="en-GB"/>
-        </w:rPr>
-        <w:t>i</w:t>
-      </w:r>
-      <w:proofErr w:type="spellEnd"/>
-      <w:r>
-        <w:rPr>
-          <w:lang w:val="en-GB"/>
-        </w:rPr>
-        <w:t xml:space="preserve"> </w:t>
-      </w:r>
-      <w:proofErr w:type="spellStart"/>
-      <w:r>
-        <w:rPr>
-          <w:lang w:val="en-GB"/>
-        </w:rPr>
-        <w:t>vreme</w:t>
-      </w:r>
-      <w:proofErr w:type="spellEnd"/>
-      <w:r>
-        <w:rPr>
-          <w:lang w:val="en-GB"/>
-        </w:rPr>
-        <w:t xml:space="preserve"> </w:t>
-      </w:r>
-      <w:proofErr w:type="spellStart"/>
-      <w:r>
-        <w:rPr>
-          <w:lang w:val="en-GB"/>
-        </w:rPr>
-        <w:t>generisanja</w:t>
-      </w:r>
-      <w:proofErr w:type="spellEnd"/>
-      <w:r>
-        <w:rPr>
-          <w:lang w:val="en-GB"/>
-        </w:rPr>
-        <w:t xml:space="preserve"> </w:t>
-      </w:r>
-      <w:proofErr w:type="spellStart"/>
-      <w:r>
-        <w:rPr>
-          <w:lang w:val="en-GB"/>
-        </w:rPr>
-        <w:t>lavirinta</w:t>
-      </w:r>
-      <w:proofErr w:type="spellEnd"/>
-      <w:r>
-        <w:rPr>
-          <w:lang w:val="en-GB"/>
-        </w:rPr>
-        <w:t xml:space="preserve">. </w:t>
-      </w:r>
-      <w:proofErr w:type="spellStart"/>
-      <w:r>
-        <w:rPr>
-          <w:lang w:val="en-GB"/>
-        </w:rPr>
-        <w:t>Zatim</w:t>
-      </w:r>
-      <w:proofErr w:type="spellEnd"/>
-      <w:r>
-        <w:rPr>
-          <w:lang w:val="en-GB"/>
-        </w:rPr>
-        <w:t xml:space="preserve"> se </w:t>
-      </w:r>
-      <w:proofErr w:type="spellStart"/>
-      <w:r>
-        <w:rPr>
-          <w:lang w:val="en-GB"/>
-        </w:rPr>
-        <w:t>prikazuje</w:t>
-      </w:r>
-      <w:proofErr w:type="spellEnd"/>
-      <w:r>
-        <w:rPr>
-          <w:lang w:val="en-GB"/>
-        </w:rPr>
-        <w:t xml:space="preserve"> </w:t>
-      </w:r>
-      <w:proofErr w:type="spellStart"/>
-      <w:r>
-        <w:rPr>
-          <w:lang w:val="en-GB"/>
-        </w:rPr>
-        <w:t>vreme</w:t>
-      </w:r>
-      <w:proofErr w:type="spellEnd"/>
-      <w:r>
-        <w:rPr>
-          <w:lang w:val="en-GB"/>
-        </w:rPr>
-        <w:t xml:space="preserve"> </w:t>
-      </w:r>
-      <w:proofErr w:type="spellStart"/>
-      <w:r>
-        <w:rPr>
-          <w:lang w:val="en-GB"/>
-        </w:rPr>
-        <w:t>i</w:t>
-      </w:r>
-      <w:proofErr w:type="spellEnd"/>
-      <w:r>
-        <w:rPr>
-          <w:lang w:val="en-GB"/>
-        </w:rPr>
-        <w:t xml:space="preserve"> </w:t>
-      </w:r>
-      <w:proofErr w:type="spellStart"/>
-      <w:r>
-        <w:rPr>
-          <w:lang w:val="en-GB"/>
-        </w:rPr>
-        <w:t>generisani</w:t>
-      </w:r>
-      <w:proofErr w:type="spellEnd"/>
-      <w:r>
-        <w:rPr>
-          <w:lang w:val="en-GB"/>
-        </w:rPr>
-        <w:t xml:space="preserve"> </w:t>
-      </w:r>
-      <w:proofErr w:type="spellStart"/>
-      <w:r>
-        <w:rPr>
-          <w:lang w:val="en-GB"/>
-        </w:rPr>
-        <w:t>lavirint</w:t>
-      </w:r>
-      <w:proofErr w:type="spellEnd"/>
-      <w:r>
-        <w:rPr>
-          <w:lang w:val="en-GB"/>
-        </w:rPr>
-        <w:t xml:space="preserve"> za </w:t>
-      </w:r>
-      <w:proofErr w:type="spellStart"/>
-      <w:r>
-        <w:rPr>
-          <w:lang w:val="en-GB"/>
-        </w:rPr>
-        <w:t>dati</w:t>
-      </w:r>
-      <w:proofErr w:type="spellEnd"/>
-      <w:r>
-        <w:rPr>
-          <w:lang w:val="en-GB"/>
-        </w:rPr>
-        <w:t xml:space="preserve"> </w:t>
-      </w:r>
-      <w:proofErr w:type="spellStart"/>
-      <w:r>
-        <w:rPr>
-          <w:lang w:val="en-GB"/>
-        </w:rPr>
-        <w:t>unos</w:t>
-      </w:r>
-      <w:proofErr w:type="spellEnd"/>
-      <w:r>
-        <w:rPr>
-          <w:lang w:val="en-GB"/>
-        </w:rPr>
-        <w:t>.</w:t>
+      <w:r>
+        <w:rPr>
+          <w:lang w:val="en-GB"/>
+        </w:rPr>
+        <w:t xml:space="preserve">void </w:t>
+      </w:r>
+      <w:proofErr w:type="spellStart"/>
+      <w:r>
+        <w:rPr>
+          <w:lang w:val="en-GB"/>
+        </w:rPr>
+        <w:t>load_game</w:t>
+      </w:r>
+      <w:proofErr w:type="spellEnd"/>
+      <w:r>
+        <w:rPr>
+          <w:lang w:val="en-GB"/>
+        </w:rPr>
+        <w:t>();</w:t>
       </w:r>
     </w:p>
     <w:p>
@@ -11900,6 +11694,296 @@
           <w:lang w:val="en-GB"/>
         </w:rPr>
       </w:pPr>
+      <w:proofErr w:type="spellStart"/>
+      <w:r>
+        <w:rPr>
+          <w:lang w:val="en-GB"/>
+        </w:rPr>
+        <w:t>Funkcija</w:t>
+      </w:r>
+      <w:proofErr w:type="spellEnd"/>
+      <w:r>
+        <w:rPr>
+          <w:lang w:val="en-GB"/>
+        </w:rPr>
+        <w:t xml:space="preserve"> </w:t>
+      </w:r>
+      <w:proofErr w:type="spellStart"/>
+      <w:r>
+        <w:rPr>
+          <w:lang w:val="en-GB"/>
+        </w:rPr>
+        <w:t>koja</w:t>
+      </w:r>
+      <w:proofErr w:type="spellEnd"/>
+      <w:r>
+        <w:rPr>
+          <w:lang w:val="en-GB"/>
+        </w:rPr>
+        <w:t xml:space="preserve"> </w:t>
+      </w:r>
+      <w:proofErr w:type="spellStart"/>
+      <w:r>
+        <w:rPr>
+          <w:lang w:val="en-GB"/>
+        </w:rPr>
+        <w:t>slu</w:t>
+      </w:r>
+      <w:r>
+        <w:rPr>
+          <w:lang w:val="en-GB"/>
+        </w:rPr>
+        <w:t>ž</w:t>
+      </w:r>
+      <w:r>
+        <w:rPr>
+          <w:lang w:val="en-GB"/>
+        </w:rPr>
+        <w:t>i</w:t>
+      </w:r>
+      <w:proofErr w:type="spellEnd"/>
+      <w:r>
+        <w:rPr>
+          <w:lang w:val="en-GB"/>
+        </w:rPr>
+        <w:t xml:space="preserve"> za </w:t>
+      </w:r>
+      <w:proofErr w:type="spellStart"/>
+      <w:r>
+        <w:rPr>
+          <w:lang w:val="en-GB"/>
+        </w:rPr>
+        <w:t>u</w:t>
+      </w:r>
+      <w:r>
+        <w:rPr>
+          <w:lang w:val="en-GB"/>
+        </w:rPr>
+        <w:t>č</w:t>
+      </w:r>
+      <w:r>
+        <w:rPr>
+          <w:lang w:val="en-GB"/>
+        </w:rPr>
+        <w:t>itavanje</w:t>
+      </w:r>
+      <w:proofErr w:type="spellEnd"/>
+      <w:r>
+        <w:rPr>
+          <w:lang w:val="en-GB"/>
+        </w:rPr>
+        <w:t xml:space="preserve"> </w:t>
+      </w:r>
+      <w:proofErr w:type="spellStart"/>
+      <w:r>
+        <w:rPr>
+          <w:lang w:val="en-GB"/>
+        </w:rPr>
+        <w:t>parametara</w:t>
+      </w:r>
+      <w:proofErr w:type="spellEnd"/>
+      <w:r>
+        <w:rPr>
+          <w:lang w:val="en-GB"/>
+        </w:rPr>
+        <w:t xml:space="preserve"> </w:t>
+      </w:r>
+      <w:proofErr w:type="spellStart"/>
+      <w:r>
+        <w:rPr>
+          <w:lang w:val="en-GB"/>
+        </w:rPr>
+        <w:t>lavirinta</w:t>
+      </w:r>
+      <w:proofErr w:type="spellEnd"/>
+      <w:r>
+        <w:rPr>
+          <w:lang w:val="en-GB"/>
+        </w:rPr>
+        <w:t xml:space="preserve">, u </w:t>
+      </w:r>
+      <w:proofErr w:type="spellStart"/>
+      <w:r>
+        <w:rPr>
+          <w:lang w:val="en-GB"/>
+        </w:rPr>
+        <w:t>njoj</w:t>
+      </w:r>
+      <w:proofErr w:type="spellEnd"/>
+      <w:r>
+        <w:rPr>
+          <w:lang w:val="en-GB"/>
+        </w:rPr>
+        <w:t xml:space="preserve"> se meri </w:t>
+      </w:r>
+      <w:proofErr w:type="spellStart"/>
+      <w:r>
+        <w:rPr>
+          <w:lang w:val="en-GB"/>
+        </w:rPr>
+        <w:t>i</w:t>
+      </w:r>
+      <w:proofErr w:type="spellEnd"/>
+      <w:r>
+        <w:rPr>
+          <w:lang w:val="en-GB"/>
+        </w:rPr>
+        <w:t xml:space="preserve"> </w:t>
+      </w:r>
+      <w:proofErr w:type="spellStart"/>
+      <w:r>
+        <w:rPr>
+          <w:lang w:val="en-GB"/>
+        </w:rPr>
+        <w:t>vreme</w:t>
+      </w:r>
+      <w:proofErr w:type="spellEnd"/>
+      <w:r>
+        <w:rPr>
+          <w:lang w:val="en-GB"/>
+        </w:rPr>
+        <w:t xml:space="preserve"> </w:t>
+      </w:r>
+      <w:proofErr w:type="spellStart"/>
+      <w:r>
+        <w:rPr>
+          <w:lang w:val="en-GB"/>
+        </w:rPr>
+        <w:t>generisanja</w:t>
+      </w:r>
+      <w:proofErr w:type="spellEnd"/>
+      <w:r>
+        <w:rPr>
+          <w:lang w:val="en-GB"/>
+        </w:rPr>
+        <w:t xml:space="preserve"> </w:t>
+      </w:r>
+      <w:proofErr w:type="spellStart"/>
+      <w:r>
+        <w:rPr>
+          <w:lang w:val="en-GB"/>
+        </w:rPr>
+        <w:t>lavirinta</w:t>
+      </w:r>
+      <w:proofErr w:type="spellEnd"/>
+      <w:r>
+        <w:rPr>
+          <w:lang w:val="en-GB"/>
+        </w:rPr>
+        <w:t xml:space="preserve">. </w:t>
+      </w:r>
+      <w:proofErr w:type="spellStart"/>
+      <w:r>
+        <w:rPr>
+          <w:lang w:val="en-GB"/>
+        </w:rPr>
+        <w:t>Zatim</w:t>
+      </w:r>
+      <w:proofErr w:type="spellEnd"/>
+      <w:r>
+        <w:rPr>
+          <w:lang w:val="en-GB"/>
+        </w:rPr>
+        <w:t xml:space="preserve"> se </w:t>
+      </w:r>
+      <w:proofErr w:type="spellStart"/>
+      <w:r>
+        <w:rPr>
+          <w:lang w:val="en-GB"/>
+        </w:rPr>
+        <w:t>prikazuje</w:t>
+      </w:r>
+      <w:proofErr w:type="spellEnd"/>
+      <w:r>
+        <w:rPr>
+          <w:lang w:val="en-GB"/>
+        </w:rPr>
+        <w:t xml:space="preserve"> </w:t>
+      </w:r>
+      <w:proofErr w:type="spellStart"/>
+      <w:r>
+        <w:rPr>
+          <w:lang w:val="en-GB"/>
+        </w:rPr>
+        <w:t>vreme</w:t>
+      </w:r>
+      <w:proofErr w:type="spellEnd"/>
+      <w:r>
+        <w:rPr>
+          <w:lang w:val="en-GB"/>
+        </w:rPr>
+        <w:t xml:space="preserve"> </w:t>
+      </w:r>
+      <w:proofErr w:type="spellStart"/>
+      <w:r>
+        <w:rPr>
+          <w:lang w:val="en-GB"/>
+        </w:rPr>
+        <w:t>i</w:t>
+      </w:r>
+      <w:proofErr w:type="spellEnd"/>
+      <w:r>
+        <w:rPr>
+          <w:lang w:val="en-GB"/>
+        </w:rPr>
+        <w:t xml:space="preserve"> </w:t>
+      </w:r>
+      <w:proofErr w:type="spellStart"/>
+      <w:r>
+        <w:rPr>
+          <w:lang w:val="en-GB"/>
+        </w:rPr>
+        <w:t>generisani</w:t>
+      </w:r>
+      <w:proofErr w:type="spellEnd"/>
+      <w:r>
+        <w:rPr>
+          <w:lang w:val="en-GB"/>
+        </w:rPr>
+        <w:t xml:space="preserve"> </w:t>
+      </w:r>
+      <w:proofErr w:type="spellStart"/>
+      <w:r>
+        <w:rPr>
+          <w:lang w:val="en-GB"/>
+        </w:rPr>
+        <w:t>lavirint</w:t>
+      </w:r>
+      <w:proofErr w:type="spellEnd"/>
+      <w:r>
+        <w:rPr>
+          <w:lang w:val="en-GB"/>
+        </w:rPr>
+        <w:t xml:space="preserve"> za </w:t>
+      </w:r>
+      <w:proofErr w:type="spellStart"/>
+      <w:r>
+        <w:rPr>
+          <w:lang w:val="en-GB"/>
+        </w:rPr>
+        <w:t>dati</w:t>
+      </w:r>
+      <w:proofErr w:type="spellEnd"/>
+      <w:r>
+        <w:rPr>
+          <w:lang w:val="en-GB"/>
+        </w:rPr>
+        <w:t xml:space="preserve"> </w:t>
+      </w:r>
+      <w:proofErr w:type="spellStart"/>
+      <w:r>
+        <w:rPr>
+          <w:lang w:val="en-GB"/>
+        </w:rPr>
+        <w:t>unos</w:t>
+      </w:r>
+      <w:proofErr w:type="spellEnd"/>
+      <w:r>
+        <w:rPr>
+          <w:lang w:val="en-GB"/>
+        </w:rPr>
+        <w:t>.</w:t>
+      </w:r>
     </w:p>
     <w:p>
       <w:pPr>
@@ -11907,12 +11991,6 @@
           <w:lang w:val="en-GB"/>
         </w:rPr>
       </w:pPr>
-      <w:r>
-        <w:rPr>
-          <w:lang w:val="en-GB"/>
-        </w:rPr>
-        <w:t>void gameplay(Game &amp;game);</w:t>
-      </w:r>
     </w:p>
     <w:p>
       <w:pPr>
@@ -11920,275 +11998,11 @@
           <w:lang w:val="en-GB"/>
         </w:rPr>
       </w:pPr>
-      <w:proofErr w:type="spellStart"/>
-      <w:r>
-        <w:rPr>
-          <w:lang w:val="en-GB"/>
-        </w:rPr>
-        <w:t>Glavna</w:t>
-      </w:r>
-      <w:proofErr w:type="spellEnd"/>
-      <w:r>
-        <w:rPr>
-          <w:lang w:val="en-GB"/>
-        </w:rPr>
-        <w:t xml:space="preserve"> </w:t>
-      </w:r>
-      <w:proofErr w:type="spellStart"/>
-      <w:r>
-        <w:rPr>
-          <w:lang w:val="en-GB"/>
-        </w:rPr>
-        <w:t>petlja</w:t>
-      </w:r>
-      <w:proofErr w:type="spellEnd"/>
-      <w:r>
-        <w:rPr>
-          <w:lang w:val="en-GB"/>
-        </w:rPr>
-        <w:t xml:space="preserve"> </w:t>
-      </w:r>
-      <w:proofErr w:type="spellStart"/>
-      <w:r>
-        <w:rPr>
-          <w:lang w:val="en-GB"/>
-        </w:rPr>
-        <w:t>igre</w:t>
-      </w:r>
-      <w:proofErr w:type="spellEnd"/>
-      <w:r>
-        <w:rPr>
-          <w:lang w:val="en-GB"/>
-        </w:rPr>
-        <w:t xml:space="preserve">. </w:t>
-      </w:r>
-      <w:proofErr w:type="spellStart"/>
-      <w:r>
-        <w:rPr>
-          <w:lang w:val="en-GB"/>
-        </w:rPr>
-        <w:t>Vr</w:t>
-      </w:r>
-      <w:r>
-        <w:rPr>
-          <w:lang w:val="en-GB"/>
-        </w:rPr>
-        <w:t>š</w:t>
-      </w:r>
-      <w:r>
-        <w:rPr>
-          <w:lang w:val="en-GB"/>
-        </w:rPr>
-        <w:t>i</w:t>
-      </w:r>
-      <w:proofErr w:type="spellEnd"/>
-      <w:r>
-        <w:rPr>
-          <w:lang w:val="en-GB"/>
-        </w:rPr>
-        <w:t xml:space="preserve"> se </w:t>
-      </w:r>
-      <w:proofErr w:type="spellStart"/>
-      <w:r>
-        <w:rPr>
-          <w:lang w:val="en-GB"/>
-        </w:rPr>
-        <w:t>korisnikov</w:t>
-      </w:r>
-      <w:proofErr w:type="spellEnd"/>
-      <w:r>
-        <w:rPr>
-          <w:lang w:val="en-GB"/>
-        </w:rPr>
-        <w:t xml:space="preserve"> </w:t>
-      </w:r>
-      <w:proofErr w:type="spellStart"/>
-      <w:r>
-        <w:rPr>
-          <w:lang w:val="en-GB"/>
-        </w:rPr>
-        <w:t>unos</w:t>
-      </w:r>
-      <w:proofErr w:type="spellEnd"/>
-      <w:r>
-        <w:rPr>
-          <w:lang w:val="en-GB"/>
-        </w:rPr>
-        <w:t xml:space="preserve"> </w:t>
-      </w:r>
-      <w:proofErr w:type="spellStart"/>
-      <w:r>
-        <w:rPr>
-          <w:lang w:val="en-GB"/>
-        </w:rPr>
-        <w:t>i</w:t>
-      </w:r>
-      <w:proofErr w:type="spellEnd"/>
-      <w:r>
-        <w:rPr>
-          <w:lang w:val="en-GB"/>
-        </w:rPr>
-        <w:t xml:space="preserve"> </w:t>
-      </w:r>
-      <w:proofErr w:type="spellStart"/>
-      <w:r>
-        <w:rPr>
-          <w:lang w:val="en-GB"/>
-        </w:rPr>
-        <w:t>kretanje</w:t>
-      </w:r>
-      <w:proofErr w:type="spellEnd"/>
-      <w:r>
-        <w:rPr>
-          <w:lang w:val="en-GB"/>
-        </w:rPr>
-        <w:t xml:space="preserve"> </w:t>
-      </w:r>
-      <w:proofErr w:type="spellStart"/>
-      <w:r>
-        <w:rPr>
-          <w:lang w:val="en-GB"/>
-        </w:rPr>
-        <w:t>robota</w:t>
-      </w:r>
-      <w:proofErr w:type="spellEnd"/>
-      <w:r>
-        <w:rPr>
-          <w:lang w:val="en-GB"/>
-        </w:rPr>
-        <w:t xml:space="preserve"> u </w:t>
-      </w:r>
-      <w:proofErr w:type="spellStart"/>
-      <w:r>
-        <w:rPr>
-          <w:lang w:val="en-GB"/>
-        </w:rPr>
-        <w:t>lavirintu</w:t>
-      </w:r>
-      <w:proofErr w:type="spellEnd"/>
-      <w:r>
-        <w:rPr>
-          <w:lang w:val="en-GB"/>
-        </w:rPr>
-        <w:t xml:space="preserve">, </w:t>
-      </w:r>
-      <w:proofErr w:type="spellStart"/>
-      <w:r>
-        <w:rPr>
-          <w:lang w:val="en-GB"/>
-        </w:rPr>
-        <w:t>kao</w:t>
-      </w:r>
-      <w:proofErr w:type="spellEnd"/>
-      <w:r>
-        <w:rPr>
-          <w:lang w:val="en-GB"/>
-        </w:rPr>
-        <w:t xml:space="preserve"> </w:t>
-      </w:r>
-      <w:proofErr w:type="spellStart"/>
-      <w:r>
-        <w:rPr>
-          <w:lang w:val="en-GB"/>
-        </w:rPr>
-        <w:t>i</w:t>
-      </w:r>
-      <w:proofErr w:type="spellEnd"/>
-      <w:r>
-        <w:rPr>
-          <w:lang w:val="en-GB"/>
-        </w:rPr>
-        <w:t xml:space="preserve"> </w:t>
-      </w:r>
-      <w:proofErr w:type="spellStart"/>
-      <w:r>
-        <w:rPr>
-          <w:lang w:val="en-GB"/>
-        </w:rPr>
-        <w:t>kretanje</w:t>
-      </w:r>
-      <w:proofErr w:type="spellEnd"/>
-      <w:r>
-        <w:rPr>
-          <w:lang w:val="en-GB"/>
-        </w:rPr>
-        <w:t xml:space="preserve"> </w:t>
-      </w:r>
-      <w:proofErr w:type="spellStart"/>
-      <w:r>
-        <w:rPr>
-          <w:lang w:val="en-GB"/>
-        </w:rPr>
-        <w:t>M</w:t>
-      </w:r>
-      <w:r>
-        <w:rPr>
-          <w:lang w:val="en-GB"/>
-        </w:rPr>
-        <w:t>inotaura</w:t>
-      </w:r>
-      <w:proofErr w:type="spellEnd"/>
-      <w:r>
-        <w:rPr>
-          <w:lang w:val="en-GB"/>
-        </w:rPr>
-        <w:t xml:space="preserve"> </w:t>
-      </w:r>
-      <w:proofErr w:type="spellStart"/>
-      <w:r>
-        <w:rPr>
-          <w:lang w:val="en-GB"/>
-        </w:rPr>
-        <w:t>i</w:t>
-      </w:r>
-      <w:proofErr w:type="spellEnd"/>
-      <w:r>
-        <w:rPr>
-          <w:lang w:val="en-GB"/>
-        </w:rPr>
-        <w:t xml:space="preserve"> </w:t>
-      </w:r>
-      <w:proofErr w:type="spellStart"/>
-      <w:r>
-        <w:rPr>
-          <w:lang w:val="en-GB"/>
-        </w:rPr>
-        <w:t>provera</w:t>
-      </w:r>
-      <w:proofErr w:type="spellEnd"/>
-      <w:r>
-        <w:rPr>
-          <w:lang w:val="en-GB"/>
-        </w:rPr>
-        <w:t xml:space="preserve"> </w:t>
-      </w:r>
-      <w:proofErr w:type="spellStart"/>
-      <w:r>
-        <w:rPr>
-          <w:lang w:val="en-GB"/>
-        </w:rPr>
-        <w:t>kraja</w:t>
-      </w:r>
-      <w:proofErr w:type="spellEnd"/>
-      <w:r>
-        <w:rPr>
-          <w:lang w:val="en-GB"/>
-        </w:rPr>
-        <w:t xml:space="preserve"> </w:t>
-      </w:r>
-      <w:proofErr w:type="spellStart"/>
-      <w:r>
-        <w:rPr>
-          <w:lang w:val="en-GB"/>
-        </w:rPr>
-        <w:t>igre</w:t>
-      </w:r>
-      <w:proofErr w:type="spellEnd"/>
-      <w:r>
-        <w:rPr>
-          <w:lang w:val="en-GB"/>
-        </w:rPr>
-        <w:t>.</w:t>
+      <w:r>
+        <w:rPr>
+          <w:lang w:val="en-GB"/>
+        </w:rPr>
+        <w:t>void gameplay(Game &amp;game);</w:t>
       </w:r>
     </w:p>
     <w:p>
@@ -12197,6 +12011,276 @@
           <w:lang w:val="en-GB"/>
         </w:rPr>
       </w:pPr>
+      <w:proofErr w:type="spellStart"/>
+      <w:r>
+        <w:rPr>
+          <w:lang w:val="en-GB"/>
+        </w:rPr>
+        <w:t>Glavna</w:t>
+      </w:r>
+      <w:proofErr w:type="spellEnd"/>
+      <w:r>
+        <w:rPr>
+          <w:lang w:val="en-GB"/>
+        </w:rPr>
+        <w:t xml:space="preserve"> </w:t>
+      </w:r>
+      <w:proofErr w:type="spellStart"/>
+      <w:r>
+        <w:rPr>
+          <w:lang w:val="en-GB"/>
+        </w:rPr>
+        <w:t>petlja</w:t>
+      </w:r>
+      <w:proofErr w:type="spellEnd"/>
+      <w:r>
+        <w:rPr>
+          <w:lang w:val="en-GB"/>
+        </w:rPr>
+        <w:t xml:space="preserve"> </w:t>
+      </w:r>
+      <w:proofErr w:type="spellStart"/>
+      <w:r>
+        <w:rPr>
+          <w:lang w:val="en-GB"/>
+        </w:rPr>
+        <w:t>igre</w:t>
+      </w:r>
+      <w:proofErr w:type="spellEnd"/>
+      <w:r>
+        <w:rPr>
+          <w:lang w:val="en-GB"/>
+        </w:rPr>
+        <w:t xml:space="preserve">. </w:t>
+      </w:r>
+      <w:proofErr w:type="spellStart"/>
+      <w:r>
+        <w:rPr>
+          <w:lang w:val="en-GB"/>
+        </w:rPr>
+        <w:t>Vr</w:t>
+      </w:r>
+      <w:r>
+        <w:rPr>
+          <w:lang w:val="en-GB"/>
+        </w:rPr>
+        <w:t>š</w:t>
+      </w:r>
+      <w:r>
+        <w:rPr>
+          <w:lang w:val="en-GB"/>
+        </w:rPr>
+        <w:t>i</w:t>
+      </w:r>
+      <w:proofErr w:type="spellEnd"/>
+      <w:r>
+        <w:rPr>
+          <w:lang w:val="en-GB"/>
+        </w:rPr>
+        <w:t xml:space="preserve"> se </w:t>
+      </w:r>
+      <w:proofErr w:type="spellStart"/>
+      <w:r>
+        <w:rPr>
+          <w:lang w:val="en-GB"/>
+        </w:rPr>
+        <w:t>korisnikov</w:t>
+      </w:r>
+      <w:proofErr w:type="spellEnd"/>
+      <w:r>
+        <w:rPr>
+          <w:lang w:val="en-GB"/>
+        </w:rPr>
+        <w:t xml:space="preserve"> </w:t>
+      </w:r>
+      <w:proofErr w:type="spellStart"/>
+      <w:r>
+        <w:rPr>
+          <w:lang w:val="en-GB"/>
+        </w:rPr>
+        <w:t>unos</w:t>
+      </w:r>
+      <w:proofErr w:type="spellEnd"/>
+      <w:r>
+        <w:rPr>
+          <w:lang w:val="en-GB"/>
+        </w:rPr>
+        <w:t xml:space="preserve"> </w:t>
+      </w:r>
+      <w:proofErr w:type="spellStart"/>
+      <w:r>
+        <w:rPr>
+          <w:lang w:val="en-GB"/>
+        </w:rPr>
+        <w:t>i</w:t>
+      </w:r>
+      <w:proofErr w:type="spellEnd"/>
+      <w:r>
+        <w:rPr>
+          <w:lang w:val="en-GB"/>
+        </w:rPr>
+        <w:t xml:space="preserve"> </w:t>
+      </w:r>
+      <w:proofErr w:type="spellStart"/>
+      <w:r>
+        <w:rPr>
+          <w:lang w:val="en-GB"/>
+        </w:rPr>
+        <w:t>kretanje</w:t>
+      </w:r>
+      <w:proofErr w:type="spellEnd"/>
+      <w:r>
+        <w:rPr>
+          <w:lang w:val="en-GB"/>
+        </w:rPr>
+        <w:t xml:space="preserve"> </w:t>
+      </w:r>
+      <w:proofErr w:type="spellStart"/>
+      <w:r>
+        <w:rPr>
+          <w:lang w:val="en-GB"/>
+        </w:rPr>
+        <w:t>robota</w:t>
+      </w:r>
+      <w:proofErr w:type="spellEnd"/>
+      <w:r>
+        <w:rPr>
+          <w:lang w:val="en-GB"/>
+        </w:rPr>
+        <w:t xml:space="preserve"> u </w:t>
+      </w:r>
+      <w:proofErr w:type="spellStart"/>
+      <w:r>
+        <w:rPr>
+          <w:lang w:val="en-GB"/>
+        </w:rPr>
+        <w:t>lavirintu</w:t>
+      </w:r>
+      <w:proofErr w:type="spellEnd"/>
+      <w:r>
+        <w:rPr>
+          <w:lang w:val="en-GB"/>
+        </w:rPr>
+        <w:t xml:space="preserve">, </w:t>
+      </w:r>
+      <w:proofErr w:type="spellStart"/>
+      <w:r>
+        <w:rPr>
+          <w:lang w:val="en-GB"/>
+        </w:rPr>
+        <w:t>kao</w:t>
+      </w:r>
+      <w:proofErr w:type="spellEnd"/>
+      <w:r>
+        <w:rPr>
+          <w:lang w:val="en-GB"/>
+        </w:rPr>
+        <w:t xml:space="preserve"> </w:t>
+      </w:r>
+      <w:proofErr w:type="spellStart"/>
+      <w:r>
+        <w:rPr>
+          <w:lang w:val="en-GB"/>
+        </w:rPr>
+        <w:t>i</w:t>
+      </w:r>
+      <w:proofErr w:type="spellEnd"/>
+      <w:r>
+        <w:rPr>
+          <w:lang w:val="en-GB"/>
+        </w:rPr>
+        <w:t xml:space="preserve"> </w:t>
+      </w:r>
+      <w:proofErr w:type="spellStart"/>
+      <w:r>
+        <w:rPr>
+          <w:lang w:val="en-GB"/>
+        </w:rPr>
+        <w:t>kretanje</w:t>
+      </w:r>
+      <w:proofErr w:type="spellEnd"/>
+      <w:r>
+        <w:rPr>
+          <w:lang w:val="en-GB"/>
+        </w:rPr>
+        <w:t xml:space="preserve"> </w:t>
+      </w:r>
+      <w:proofErr w:type="spellStart"/>
+      <w:r>
+        <w:rPr>
+          <w:lang w:val="en-GB"/>
+        </w:rPr>
+        <w:t>M</w:t>
+      </w:r>
+      <w:r>
+        <w:rPr>
+          <w:lang w:val="en-GB"/>
+        </w:rPr>
+        <w:t>inotaura</w:t>
+      </w:r>
+      <w:proofErr w:type="spellEnd"/>
+      <w:r>
+        <w:rPr>
+          <w:lang w:val="en-GB"/>
+        </w:rPr>
+        <w:t xml:space="preserve"> </w:t>
+      </w:r>
+      <w:proofErr w:type="spellStart"/>
+      <w:r>
+        <w:rPr>
+          <w:lang w:val="en-GB"/>
+        </w:rPr>
+        <w:t>i</w:t>
+      </w:r>
+      <w:proofErr w:type="spellEnd"/>
+      <w:r>
+        <w:rPr>
+          <w:lang w:val="en-GB"/>
+        </w:rPr>
+        <w:t xml:space="preserve"> </w:t>
+      </w:r>
+      <w:proofErr w:type="spellStart"/>
+      <w:r>
+        <w:rPr>
+          <w:lang w:val="en-GB"/>
+        </w:rPr>
+        <w:t>provera</w:t>
+      </w:r>
+      <w:proofErr w:type="spellEnd"/>
+      <w:r>
+        <w:rPr>
+          <w:lang w:val="en-GB"/>
+        </w:rPr>
+        <w:t xml:space="preserve"> </w:t>
+      </w:r>
+      <w:proofErr w:type="spellStart"/>
+      <w:r>
+        <w:rPr>
+          <w:lang w:val="en-GB"/>
+        </w:rPr>
+        <w:t>kraja</w:t>
+      </w:r>
+      <w:proofErr w:type="spellEnd"/>
+      <w:r>
+        <w:rPr>
+          <w:lang w:val="en-GB"/>
+        </w:rPr>
+        <w:t xml:space="preserve"> </w:t>
+      </w:r>
+      <w:proofErr w:type="spellStart"/>
+      <w:r>
+        <w:rPr>
+          <w:lang w:val="en-GB"/>
+        </w:rPr>
+        <w:t>igre</w:t>
+      </w:r>
+      <w:proofErr w:type="spellEnd"/>
+      <w:r>
+        <w:rPr>
+          <w:lang w:val="en-GB"/>
+        </w:rPr>
+        <w:t>.</w:t>
+      </w:r>
     </w:p>
     <w:p>
       <w:pPr>
@@ -12204,40 +12288,6 @@
           <w:lang w:val="en-GB"/>
         </w:rPr>
       </w:pPr>
-      <w:r>
-        <w:rPr>
-          <w:lang w:val="en-GB"/>
-        </w:rPr>
-        <w:t xml:space="preserve">int </w:t>
-      </w:r>
-      <w:proofErr w:type="spellStart"/>
-      <w:r>
-        <w:rPr>
-          <w:lang w:val="en-GB"/>
-        </w:rPr>
-        <w:t>input_number</w:t>
-      </w:r>
-      <w:proofErr w:type="spellEnd"/>
-      <w:r>
-        <w:rPr>
-          <w:lang w:val="en-GB"/>
-        </w:rPr>
-        <w:t xml:space="preserve">(int &amp;value, string </w:t>
-      </w:r>
-      <w:proofErr w:type="spellStart"/>
-      <w:r>
-        <w:rPr>
-          <w:lang w:val="en-GB"/>
-        </w:rPr>
-        <w:t>input_str</w:t>
-      </w:r>
-      <w:proofErr w:type="spellEnd"/>
-      <w:r>
-        <w:rPr>
-          <w:lang w:val="en-GB"/>
-        </w:rPr>
-        <w:t>);</w:t>
-      </w:r>
     </w:p>
     <w:p>
       <w:pPr>
@@ -12245,117 +12295,39 @@
           <w:lang w:val="en-GB"/>
         </w:rPr>
       </w:pPr>
-      <w:proofErr w:type="spellStart"/>
-      <w:r>
-        <w:rPr>
-          <w:lang w:val="en-GB"/>
-        </w:rPr>
-        <w:t>Funkcija</w:t>
-      </w:r>
-      <w:proofErr w:type="spellEnd"/>
-      <w:r>
-        <w:rPr>
-          <w:lang w:val="en-GB"/>
-        </w:rPr>
-        <w:t xml:space="preserve"> za </w:t>
-      </w:r>
-      <w:proofErr w:type="spellStart"/>
-      <w:r>
-        <w:rPr>
-          <w:lang w:val="en-GB"/>
-        </w:rPr>
-        <w:t>proveru</w:t>
-      </w:r>
-      <w:proofErr w:type="spellEnd"/>
-      <w:r>
-        <w:rPr>
-          <w:lang w:val="en-GB"/>
-        </w:rPr>
-        <w:t xml:space="preserve"> </w:t>
-      </w:r>
-      <w:proofErr w:type="spellStart"/>
-      <w:r>
-        <w:rPr>
-          <w:lang w:val="en-GB"/>
-        </w:rPr>
-        <w:t>unosa</w:t>
-      </w:r>
-      <w:proofErr w:type="spellEnd"/>
-      <w:r>
-        <w:rPr>
-          <w:lang w:val="en-GB"/>
-        </w:rPr>
-        <w:t xml:space="preserve"> </w:t>
-      </w:r>
-      <w:proofErr w:type="spellStart"/>
-      <w:r>
-        <w:rPr>
-          <w:lang w:val="en-GB"/>
-        </w:rPr>
-        <w:t>broja</w:t>
-      </w:r>
-      <w:proofErr w:type="spellEnd"/>
-      <w:r>
-        <w:rPr>
-          <w:lang w:val="en-GB"/>
-        </w:rPr>
-        <w:t xml:space="preserve">. Pre </w:t>
-      </w:r>
-      <w:proofErr w:type="spellStart"/>
-      <w:r>
-        <w:rPr>
-          <w:lang w:val="en-GB"/>
-        </w:rPr>
-        <w:t>unosa</w:t>
-      </w:r>
-      <w:proofErr w:type="spellEnd"/>
-      <w:r>
-        <w:rPr>
-          <w:lang w:val="en-GB"/>
-        </w:rPr>
-        <w:t xml:space="preserve"> </w:t>
-      </w:r>
-      <w:proofErr w:type="spellStart"/>
-      <w:r>
-        <w:rPr>
-          <w:lang w:val="en-GB"/>
-        </w:rPr>
-        <w:t>ispisuje</w:t>
-      </w:r>
-      <w:proofErr w:type="spellEnd"/>
-      <w:r>
-        <w:rPr>
-          <w:lang w:val="en-GB"/>
-        </w:rPr>
-        <w:t xml:space="preserve"> string </w:t>
-      </w:r>
-      <w:proofErr w:type="spellStart"/>
-      <w:r>
-        <w:rPr>
-          <w:lang w:val="en-GB"/>
-        </w:rPr>
-        <w:t>vezan</w:t>
-      </w:r>
-      <w:proofErr w:type="spellEnd"/>
-      <w:r>
-        <w:rPr>
-          <w:lang w:val="en-GB"/>
-        </w:rPr>
-        <w:t xml:space="preserve"> za </w:t>
-      </w:r>
-      <w:proofErr w:type="spellStart"/>
-      <w:r>
-        <w:rPr>
-          <w:lang w:val="en-GB"/>
-        </w:rPr>
-        <w:t>unos</w:t>
-      </w:r>
-      <w:proofErr w:type="spellEnd"/>
-      <w:r>
-        <w:rPr>
-          <w:lang w:val="en-GB"/>
-        </w:rPr>
-        <w:t>.</w:t>
+      <w:r>
+        <w:rPr>
+          <w:lang w:val="en-GB"/>
+        </w:rPr>
+        <w:t xml:space="preserve">int </w:t>
+      </w:r>
+      <w:proofErr w:type="spellStart"/>
+      <w:r>
+        <w:rPr>
+          <w:lang w:val="en-GB"/>
+        </w:rPr>
+        <w:t>input_number</w:t>
+      </w:r>
+      <w:proofErr w:type="spellEnd"/>
+      <w:r>
+        <w:rPr>
+          <w:lang w:val="en-GB"/>
+        </w:rPr>
+        <w:t xml:space="preserve">(int &amp;value, string </w:t>
+      </w:r>
+      <w:proofErr w:type="spellStart"/>
+      <w:r>
+        <w:rPr>
+          <w:lang w:val="en-GB"/>
+        </w:rPr>
+        <w:t>input_str</w:t>
+      </w:r>
+      <w:proofErr w:type="spellEnd"/>
+      <w:r>
+        <w:rPr>
+          <w:lang w:val="en-GB"/>
+        </w:rPr>
+        <w:t>);</w:t>
       </w:r>
     </w:p>
     <w:p>
@@ -12364,15 +12336,134 @@
           <w:lang w:val="en-GB"/>
         </w:rPr>
       </w:pPr>
+      <w:proofErr w:type="spellStart"/>
+      <w:r>
+        <w:rPr>
+          <w:lang w:val="en-GB"/>
+        </w:rPr>
+        <w:t>Funkcija</w:t>
+      </w:r>
+      <w:proofErr w:type="spellEnd"/>
+      <w:r>
+        <w:rPr>
+          <w:lang w:val="en-GB"/>
+        </w:rPr>
+        <w:t xml:space="preserve"> za </w:t>
+      </w:r>
+      <w:proofErr w:type="spellStart"/>
+      <w:r>
+        <w:rPr>
+          <w:lang w:val="en-GB"/>
+        </w:rPr>
+        <w:t>proveru</w:t>
+      </w:r>
+      <w:proofErr w:type="spellEnd"/>
+      <w:r>
+        <w:rPr>
+          <w:lang w:val="en-GB"/>
+        </w:rPr>
+        <w:t xml:space="preserve"> </w:t>
+      </w:r>
+      <w:proofErr w:type="spellStart"/>
+      <w:r>
+        <w:rPr>
+          <w:lang w:val="en-GB"/>
+        </w:rPr>
+        <w:t>unosa</w:t>
+      </w:r>
+      <w:proofErr w:type="spellEnd"/>
+      <w:r>
+        <w:rPr>
+          <w:lang w:val="en-GB"/>
+        </w:rPr>
+        <w:t xml:space="preserve"> </w:t>
+      </w:r>
+      <w:proofErr w:type="spellStart"/>
+      <w:r>
+        <w:rPr>
+          <w:lang w:val="en-GB"/>
+        </w:rPr>
+        <w:t>broja</w:t>
+      </w:r>
+      <w:proofErr w:type="spellEnd"/>
+      <w:r>
+        <w:rPr>
+          <w:lang w:val="en-GB"/>
+        </w:rPr>
+        <w:t xml:space="preserve">. Pre </w:t>
+      </w:r>
+      <w:proofErr w:type="spellStart"/>
+      <w:r>
+        <w:rPr>
+          <w:lang w:val="en-GB"/>
+        </w:rPr>
+        <w:t>unosa</w:t>
+      </w:r>
+      <w:proofErr w:type="spellEnd"/>
+      <w:r>
+        <w:rPr>
+          <w:lang w:val="en-GB"/>
+        </w:rPr>
+        <w:t xml:space="preserve"> </w:t>
+      </w:r>
+      <w:proofErr w:type="spellStart"/>
+      <w:r>
+        <w:rPr>
+          <w:lang w:val="en-GB"/>
+        </w:rPr>
+        <w:t>ispisuje</w:t>
+      </w:r>
+      <w:proofErr w:type="spellEnd"/>
+      <w:r>
+        <w:rPr>
+          <w:lang w:val="en-GB"/>
+        </w:rPr>
+        <w:t xml:space="preserve"> string </w:t>
+      </w:r>
+      <w:proofErr w:type="spellStart"/>
+      <w:r>
+        <w:rPr>
+          <w:lang w:val="en-GB"/>
+        </w:rPr>
+        <w:t>vezan</w:t>
+      </w:r>
+      <w:proofErr w:type="spellEnd"/>
+      <w:r>
+        <w:rPr>
+          <w:lang w:val="en-GB"/>
+        </w:rPr>
+        <w:t xml:space="preserve"> za </w:t>
+      </w:r>
+      <w:proofErr w:type="spellStart"/>
+      <w:r>
+        <w:rPr>
+          <w:lang w:val="en-GB"/>
+        </w:rPr>
+        <w:t>unos</w:t>
+      </w:r>
+      <w:proofErr w:type="spellEnd"/>
+      <w:r>
+        <w:rPr>
+          <w:lang w:val="en-GB"/>
+        </w:rPr>
+        <w:t>.</w:t>
+      </w:r>
     </w:p>
     <w:p>
       <w:pPr>
+        <w:rPr>
+          <w:lang w:val="en-GB"/>
+        </w:rPr>
+      </w:pPr>
+    </w:p>
+    <w:p>
+      <w:pPr>
         <w:pStyle w:val="Heading3"/>
         <w:rPr>
           <w:lang w:val="en-GB"/>
         </w:rPr>
       </w:pPr>
-      <w:bookmarkStart w:id="15" w:name="_Toc203570376"/>
+      <w:bookmarkStart w:id="15" w:name="_Toc204686665"/>
       <w:r>
         <w:rPr>
           <w:lang w:val="en-GB"/>
@@ -12492,6 +12583,7 @@
         <w:rPr>
           <w:lang w:val="en-GB"/>
         </w:rPr>
+        <w:lastRenderedPageBreak/>
         <w:t>vector&lt;vector&lt;Cell&gt;&gt; matrix</w:t>
       </w:r>
     </w:p>
@@ -12505,7 +12597,6 @@
         <w:rPr>
           <w:lang w:val="en-GB"/>
         </w:rPr>
-        <w:lastRenderedPageBreak/>
         <w:t>Metode:</w:t>
       </w:r>
     </w:p>
@@ -13873,6 +13964,7 @@
         <w:rPr>
           <w:lang w:val="en-GB"/>
         </w:rPr>
+        <w:lastRenderedPageBreak/>
         <w:t xml:space="preserve">int </w:t>
       </w:r>
       <w:proofErr w:type="spellStart"/>
@@ -13927,7 +14019,6 @@
         <w:rPr>
           <w:lang w:val="en-GB"/>
         </w:rPr>
-        <w:lastRenderedPageBreak/>
         <w:t>int dx[]</w:t>
       </w:r>
       <w:r>
@@ -16595,12 +16686,11 @@
           <w:lang w:val="en-GB"/>
         </w:rPr>
       </w:pPr>
-      <w:bookmarkStart w:id="16" w:name="_Toc203570377"/>
-      <w:r>
-        <w:rPr>
-          <w:lang w:val="en-GB"/>
-        </w:rPr>
-        <w:lastRenderedPageBreak/>
+      <w:bookmarkStart w:id="16" w:name="_Toc204686666"/>
+      <w:r>
+        <w:rPr>
+          <w:lang w:val="en-GB"/>
+        </w:rPr>
         <w:t xml:space="preserve">4.1.3 Modul </w:t>
       </w:r>
       <w:proofErr w:type="spellStart"/>
@@ -16753,6 +16843,32 @@
     </w:p>
     <w:p>
       <w:pPr>
+        <w:pStyle w:val="ListParagraph"/>
+        <w:numPr>
+          <w:ilvl w:val="0"/>
+          <w:numId w:val="7"/>
+        </w:numPr>
+        <w:rPr>
+          <w:lang w:val="en-GB"/>
+        </w:rPr>
+      </w:pPr>
+      <w:proofErr w:type="spellStart"/>
+      <w:r>
+        <w:rPr>
+          <w:lang w:val="en-US"/>
+        </w:rPr>
+        <w:t>MinotaurFigure</w:t>
+      </w:r>
+      <w:proofErr w:type="spellEnd"/>
+      <w:r>
+        <w:rPr>
+          <w:lang w:val="en-US"/>
+        </w:rPr>
+        <w:t xml:space="preserve"> minotaur;</w:t>
+      </w:r>
+    </w:p>
+    <w:p>
+      <w:pPr>
         <w:rPr>
           <w:lang w:val="en-GB"/>
         </w:rPr>
@@ -20453,7 +20569,7 @@
       <w:pPr>
         <w:pStyle w:val="Heading3"/>
       </w:pPr>
-      <w:bookmarkStart w:id="17" w:name="_Toc203570378"/>
+      <w:bookmarkStart w:id="17" w:name="_Toc204686667"/>
       <w:r>
         <w:t>4.1.</w:t>
       </w:r>
@@ -20909,7 +21025,7 @@
       <w:pPr>
         <w:pStyle w:val="Heading3"/>
       </w:pPr>
-      <w:bookmarkStart w:id="18" w:name="_Toc203570379"/>
+      <w:bookmarkStart w:id="18" w:name="_Toc204686668"/>
       <w:r>
         <w:t>4.1.</w:t>
       </w:r>
@@ -22618,14 +22734,302 @@
           <w:lang w:val="en-GB"/>
         </w:rPr>
       </w:pPr>
-      <w:bookmarkStart w:id="19" w:name="_Toc203570380"/>
-      <w:r>
-        <w:rPr>
-          <w:lang w:val="en-GB"/>
-        </w:rPr>
-        <w:t>4.1.5 Modul item-a</w:t>
+      <w:bookmarkStart w:id="19" w:name="_Toc204686669"/>
+      <w:r>
+        <w:rPr>
+          <w:lang w:val="en-GB"/>
+        </w:rPr>
+        <w:t xml:space="preserve">4.1.5 Modul </w:t>
+      </w:r>
+      <w:proofErr w:type="spellStart"/>
+      <w:r>
+        <w:rPr>
+          <w:lang w:val="en-GB"/>
+        </w:rPr>
+        <w:t>Minotaura</w:t>
       </w:r>
       <w:bookmarkEnd w:id="19"/>
+      <w:proofErr w:type="spellEnd"/>
+    </w:p>
+    <w:p>
+      <w:pPr>
+        <w:rPr>
+          <w:lang w:val="sr-Latn-RS"/>
+        </w:rPr>
+      </w:pPr>
+      <w:r>
+        <w:rPr>
+          <w:lang w:val="en-GB"/>
+        </w:rPr>
+        <w:t xml:space="preserve">Modul </w:t>
+      </w:r>
+      <w:proofErr w:type="spellStart"/>
+      <w:r>
+        <w:rPr>
+          <w:lang w:val="en-GB"/>
+        </w:rPr>
+        <w:t>Minotaura</w:t>
+      </w:r>
+      <w:proofErr w:type="spellEnd"/>
+      <w:r>
+        <w:rPr>
+          <w:lang w:val="en-GB"/>
+        </w:rPr>
+        <w:t xml:space="preserve"> je </w:t>
+      </w:r>
+      <w:proofErr w:type="spellStart"/>
+      <w:r>
+        <w:rPr>
+          <w:lang w:val="en-GB"/>
+        </w:rPr>
+        <w:t>opisan</w:t>
+      </w:r>
+      <w:proofErr w:type="spellEnd"/>
+      <w:r>
+        <w:rPr>
+          <w:lang w:val="en-GB"/>
+        </w:rPr>
+        <w:t xml:space="preserve"> </w:t>
+      </w:r>
+      <w:proofErr w:type="spellStart"/>
+      <w:r>
+        <w:rPr>
+          <w:lang w:val="en-GB"/>
+        </w:rPr>
+        <w:t>klasom</w:t>
+      </w:r>
+      <w:proofErr w:type="spellEnd"/>
+      <w:r>
+        <w:rPr>
+          <w:lang w:val="en-GB"/>
+        </w:rPr>
+        <w:t xml:space="preserve"> </w:t>
+      </w:r>
+      <w:proofErr w:type="spellStart"/>
+      <w:r>
+        <w:rPr>
+          <w:lang w:val="en-GB"/>
+        </w:rPr>
+        <w:t>MinotaurFigure</w:t>
+      </w:r>
+      <w:proofErr w:type="spellEnd"/>
+      <w:r>
+        <w:rPr>
+          <w:lang w:val="en-GB"/>
+        </w:rPr>
+        <w:t xml:space="preserve">. </w:t>
+      </w:r>
+      <w:r>
+        <w:t xml:space="preserve">Ova klasa </w:t>
+      </w:r>
+      <w:r>
+        <w:rPr>
+          <w:lang w:val="sr-Latn-RS"/>
+        </w:rPr>
+        <w:t xml:space="preserve">nasleđuje klasu Cell. </w:t>
+      </w:r>
+    </w:p>
+    <w:p>
+      <w:pPr>
+        <w:rPr>
+          <w:lang w:val="en-GB"/>
+        </w:rPr>
+      </w:pPr>
+    </w:p>
+    <w:p>
+      <w:r>
+        <w:t>Atributi:</w:t>
+      </w:r>
+      <w:r>
+        <w:rPr>
+          <w:lang w:val="en-GB"/>
+        </w:rPr>
+        <w:tab/>
+      </w:r>
+      <w:r>
+        <w:rPr>
+          <w:lang w:val="en-GB"/>
+        </w:rPr>
+        <w:tab/>
+      </w:r>
+    </w:p>
+    <w:p>
+      <w:pPr>
+        <w:pStyle w:val="ListParagraph"/>
+        <w:numPr>
+          <w:ilvl w:val="0"/>
+          <w:numId w:val="10"/>
+        </w:numPr>
+      </w:pPr>
+      <w:r>
+        <w:rPr>
+          <w:lang w:val="en-GB"/>
+        </w:rPr>
+        <w:t>b</w:t>
+      </w:r>
+      <w:r>
+        <w:rPr>
+          <w:lang w:val="en-GB"/>
+        </w:rPr>
+        <w:t>ool</w:t>
+      </w:r>
+      <w:r>
+        <w:rPr>
+          <w:lang w:val="en-GB"/>
+        </w:rPr>
+        <w:t xml:space="preserve"> </w:t>
+      </w:r>
+      <w:proofErr w:type="spellStart"/>
+      <w:r>
+        <w:rPr>
+          <w:lang w:val="en-GB"/>
+        </w:rPr>
+        <w:t>is_alive</w:t>
+      </w:r>
+      <w:proofErr w:type="spellEnd"/>
+      <w:r>
+        <w:rPr>
+          <w:lang w:val="en-GB"/>
+        </w:rPr>
+        <w:t xml:space="preserve"> – </w:t>
+      </w:r>
+      <w:proofErr w:type="spellStart"/>
+      <w:r>
+        <w:rPr>
+          <w:lang w:val="en-GB"/>
+        </w:rPr>
+        <w:t>daje</w:t>
+      </w:r>
+      <w:proofErr w:type="spellEnd"/>
+      <w:r>
+        <w:rPr>
+          <w:lang w:val="en-GB"/>
+        </w:rPr>
+        <w:t xml:space="preserve"> </w:t>
+      </w:r>
+      <w:proofErr w:type="spellStart"/>
+      <w:r>
+        <w:rPr>
+          <w:lang w:val="en-GB"/>
+        </w:rPr>
+        <w:t>informaciju</w:t>
+      </w:r>
+      <w:proofErr w:type="spellEnd"/>
+      <w:r>
+        <w:rPr>
+          <w:lang w:val="en-GB"/>
+        </w:rPr>
+        <w:t xml:space="preserve"> da li je Minotaur </w:t>
+      </w:r>
+      <w:proofErr w:type="spellStart"/>
+      <w:r>
+        <w:rPr>
+          <w:lang w:val="en-GB"/>
+        </w:rPr>
+        <w:t>živ</w:t>
+      </w:r>
+      <w:proofErr w:type="spellEnd"/>
+    </w:p>
+    <w:p>
+      <w:r>
+        <w:lastRenderedPageBreak/>
+        <w:t>Metode:</w:t>
+      </w:r>
+    </w:p>
+    <w:p>
+      <w:pPr>
+        <w:pStyle w:val="ListParagraph"/>
+        <w:numPr>
+          <w:ilvl w:val="0"/>
+          <w:numId w:val="15"/>
+        </w:numPr>
+        <w:rPr>
+          <w:lang w:val="en-GB"/>
+        </w:rPr>
+      </w:pPr>
+      <w:proofErr w:type="spellStart"/>
+      <w:r>
+        <w:rPr>
+          <w:lang w:val="en-GB"/>
+        </w:rPr>
+        <w:t>Konstruktori</w:t>
+      </w:r>
+      <w:proofErr w:type="spellEnd"/>
+    </w:p>
+    <w:p>
+      <w:pPr>
+        <w:pStyle w:val="ListParagraph"/>
+        <w:numPr>
+          <w:ilvl w:val="0"/>
+          <w:numId w:val="15"/>
+        </w:numPr>
+        <w:rPr>
+          <w:lang w:val="en-GB"/>
+        </w:rPr>
+      </w:pPr>
+      <w:r>
+        <w:rPr>
+          <w:lang w:val="en-GB"/>
+        </w:rPr>
+        <w:t xml:space="preserve">Get </w:t>
+      </w:r>
+      <w:proofErr w:type="spellStart"/>
+      <w:r>
+        <w:rPr>
+          <w:lang w:val="en-GB"/>
+        </w:rPr>
+        <w:t>i</w:t>
+      </w:r>
+      <w:proofErr w:type="spellEnd"/>
+      <w:r>
+        <w:rPr>
+          <w:lang w:val="en-GB"/>
+        </w:rPr>
+        <w:t xml:space="preserve"> set </w:t>
+      </w:r>
+      <w:proofErr w:type="spellStart"/>
+      <w:r>
+        <w:rPr>
+          <w:lang w:val="en-GB"/>
+        </w:rPr>
+        <w:t>metode</w:t>
+      </w:r>
+      <w:proofErr w:type="spellEnd"/>
+    </w:p>
+    <w:p>
+      <w:pPr>
+        <w:rPr>
+          <w:lang w:val="en-GB"/>
+        </w:rPr>
+      </w:pPr>
+    </w:p>
+    <w:p>
+      <w:pPr>
+        <w:pStyle w:val="Heading3"/>
+        <w:rPr>
+          <w:lang w:val="en-GB"/>
+        </w:rPr>
+      </w:pPr>
+      <w:bookmarkStart w:id="20" w:name="_Toc204686670"/>
+      <w:r>
+        <w:rPr>
+          <w:lang w:val="en-GB"/>
+        </w:rPr>
+        <w:t>4.1.</w:t>
+      </w:r>
+      <w:r>
+        <w:rPr>
+          <w:lang w:val="en-GB"/>
+        </w:rPr>
+        <w:t>6</w:t>
+      </w:r>
+      <w:r>
+        <w:rPr>
+          <w:lang w:val="en-GB"/>
+        </w:rPr>
+        <w:t xml:space="preserve"> Modul item-a</w:t>
+      </w:r>
+      <w:bookmarkEnd w:id="20"/>
     </w:p>
     <w:p>
       <w:pPr>
@@ -22674,7 +23078,6 @@
     </w:p>
     <w:p>
       <w:r>
-        <w:lastRenderedPageBreak/>
         <w:t>Metode:</w:t>
       </w:r>
     </w:p>
@@ -22954,7 +23357,19 @@
         <w:rPr>
           <w:lang w:val="en-GB"/>
         </w:rPr>
-        <w:t xml:space="preserve">4.1.5.1 </w:t>
+        <w:t>4.1.</w:t>
+      </w:r>
+      <w:r>
+        <w:rPr>
+          <w:lang w:val="en-GB"/>
+        </w:rPr>
+        <w:t>6</w:t>
+      </w:r>
+      <w:r>
+        <w:rPr>
+          <w:lang w:val="en-GB"/>
+        </w:rPr>
+        <w:t xml:space="preserve">.1 </w:t>
       </w:r>
       <w:proofErr w:type="spellStart"/>
       <w:r>
@@ -23223,12 +23638,24 @@
           <w:lang w:val="en-GB"/>
         </w:rPr>
       </w:pPr>
-      <w:bookmarkStart w:id="20" w:name="_Toc203570381"/>
-      <w:r>
-        <w:rPr>
-          <w:lang w:val="en-GB"/>
-        </w:rPr>
-        <w:t xml:space="preserve">4.1.6 Modul za </w:t>
+      <w:bookmarkStart w:id="21" w:name="_Toc204686671"/>
+      <w:r>
+        <w:rPr>
+          <w:lang w:val="en-GB"/>
+        </w:rPr>
+        <w:t>4.1.</w:t>
+      </w:r>
+      <w:r>
+        <w:rPr>
+          <w:lang w:val="en-GB"/>
+        </w:rPr>
+        <w:t>7</w:t>
+      </w:r>
+      <w:r>
+        <w:rPr>
+          <w:lang w:val="en-GB"/>
+        </w:rPr>
+        <w:t xml:space="preserve"> Modul za </w:t>
       </w:r>
       <w:proofErr w:type="spellStart"/>
       <w:r>
@@ -23251,7 +23678,7 @@
         </w:rPr>
         <w:t>dadotekama</w:t>
       </w:r>
-      <w:bookmarkEnd w:id="20"/>
+      <w:bookmarkEnd w:id="21"/>
       <w:proofErr w:type="spellEnd"/>
     </w:p>
     <w:p>
@@ -23502,6 +23929,7 @@
         <w:rPr>
           <w:lang w:val="en-GB"/>
         </w:rPr>
+        <w:lastRenderedPageBreak/>
         <w:t xml:space="preserve">void </w:t>
       </w:r>
       <w:proofErr w:type="spellStart"/>
@@ -23755,8 +24183,8 @@
   </w:p>
   <w:tbl>
     <w:tblPr>
-      <w:tblW w:w="9923" w:type="dxa"/>
-      <w:tblInd w:w="15" w:type="dxa"/>
+      <w:tblW w:w="11058" w:type="dxa"/>
+      <w:tblInd w:w="-1008" w:type="dxa"/>
       <w:tblBorders>
         <w:top w:val="single" w:sz="12" w:space="0" w:color="auto"/>
         <w:left w:val="single" w:sz="12" w:space="0" w:color="auto"/>
@@ -23773,9 +24201,9 @@
       <w:tblLook w:val="0000" w:firstRow="0" w:lastRow="0" w:firstColumn="0" w:lastColumn="0" w:noHBand="0" w:noVBand="0"/>
     </w:tblPr>
     <w:tblGrid>
-      <w:gridCol w:w="1414"/>
-      <w:gridCol w:w="7083"/>
-      <w:gridCol w:w="1426"/>
+      <w:gridCol w:w="1702"/>
+      <w:gridCol w:w="7088"/>
+      <w:gridCol w:w="2268"/>
     </w:tblGrid>
     <w:tr>
       <w:trPr>
@@ -23784,7 +24212,7 @@
       </w:trPr>
       <w:tc>
         <w:tcPr>
-          <w:tcW w:w="1414" w:type="dxa"/>
+          <w:tcW w:w="1702" w:type="dxa"/>
           <w:vAlign w:val="center"/>
         </w:tcPr>
         <w:p>
@@ -23821,17 +24249,17 @@
                 <v:path o:extrusionok="f" gradientshapeok="t" o:connecttype="rect"/>
                 <o:lock v:ext="edit" aspectratio="t"/>
               </v:shapetype>
-              <v:shape id="_x0000_i1025" type="#_x0000_t75" style="width:63.8pt;height:59.9pt" fillcolor="window">
+              <v:shape id="_x0000_i1025" type="#_x0000_t75" style="width:63.15pt;height:59.75pt" fillcolor="window">
                 <v:imagedata r:id="rId1" o:title=""/>
               </v:shape>
-              <o:OLEObject Type="Embed" ProgID="PBrush" ShapeID="_x0000_i1025" DrawAspect="Content" ObjectID="_1814183114" r:id="rId2"/>
+              <o:OLEObject Type="Embed" ProgID="PBrush" ShapeID="_x0000_i1025" DrawAspect="Content" ObjectID="_1815299428" r:id="rId2"/>
             </w:object>
           </w:r>
         </w:p>
       </w:tc>
       <w:tc>
         <w:tcPr>
-          <w:tcW w:w="7083" w:type="dxa"/>
+          <w:tcW w:w="7088" w:type="dxa"/>
           <w:vAlign w:val="center"/>
         </w:tcPr>
         <w:p>
@@ -23898,7 +24326,7 @@
       </w:tc>
       <w:tc>
         <w:tcPr>
-          <w:tcW w:w="1426" w:type="dxa"/>
+          <w:tcW w:w="2268" w:type="dxa"/>
         </w:tcPr>
         <w:p>
           <w:pPr>
@@ -24328,7 +24756,7 @@
   <w:abstractNum w:abstractNumId="3" w15:restartNumberingAfterBreak="0">
     <w:nsid w:val="10A8310B"/>
     <w:multiLevelType w:val="hybridMultilevel"/>
-    <w:tmpl w:val="642AFC36"/>
+    <w:tmpl w:val="E300F462"/>
     <w:lvl w:ilvl="0" w:tplc="08090001">
       <w:start w:val="1"/>
       <w:numFmt w:val="bullet"/>
@@ -26289,7 +26717,7 @@
   <w:style w:type="paragraph" w:default="1" w:styleId="Normal">
     <w:name w:val="Normal"/>
     <w:qFormat/>
-    <w:rsid w:val="00832CB8"/>
+    <w:rsid w:val="004313D3"/>
     <w:pPr>
       <w:spacing w:after="0" w:line="360" w:lineRule="auto"/>
       <w:ind w:firstLine="567"/>
